--- a/lessons/1-3/readiness/practice.docx
+++ b/lessons/1-3/readiness/practice.docx
@@ -101,7 +101,845 @@
     </w:p>
     <w:p>
       <w:pPr>
-        <w:spacing w:after="120" w:before="0"/>
+        <w:spacing w:after="60" w:before="120"/>
+      </w:pPr>
+      <w:r>
+        <w:rPr>
+          <w:b/>
+          <w:bCs/>
+          <w:color w:val="0F2B3C"/>
+          <w:sz w:val="24"/>
+          <w:szCs w:val="24"/>
+        </w:rPr>
+        <w:t xml:space="preserve">Vocabulary Anchor Box</w:t>
+      </w:r>
+    </w:p>
+    <w:tbl>
+      <w:tblPr>
+        <w:tblW w:type="dxa" w:w="9360"/>
+        <w:tblBorders>
+          <w:top w:val="single" w:color="C7D2DD" w:sz="6"/>
+          <w:left w:val="single" w:color="C7D2DD" w:sz="6"/>
+          <w:bottom w:val="single" w:color="C7D2DD" w:sz="6"/>
+          <w:right w:val="single" w:color="C7D2DD" w:sz="6"/>
+          <w:insideH w:val="single" w:color="C7D2DD" w:sz="6"/>
+          <w:insideV w:val="single" w:color="C7D2DD" w:sz="6"/>
+        </w:tblBorders>
+      </w:tblPr>
+      <w:tblGrid>
+        <w:gridCol w:w="1800"/>
+        <w:gridCol w:w="3160"/>
+        <w:gridCol w:w="2200"/>
+        <w:gridCol w:w="2200"/>
+      </w:tblGrid>
+      <w:tr>
+        <w:trPr>
+          <w:cantSplit/>
+          <w:tblHeader/>
+        </w:trPr>
+        <w:tc>
+          <w:tcPr>
+            <w:tcW w:type="dxa" w:w="1800"/>
+            <w:shd w:fill="EEF4F8" w:color="auto" w:val="clear"/>
+            <w:tcMar>
+              <w:top w:type="dxa" w:w="60"/>
+              <w:left w:type="dxa" w:w="100"/>
+              <w:bottom w:type="dxa" w:w="60"/>
+              <w:right w:type="dxa" w:w="100"/>
+            </w:tcMar>
+          </w:tcPr>
+          <w:p>
+            <w:pPr>
+              <w:spacing w:after="0" w:before="0"/>
+            </w:pPr>
+            <w:r>
+              <w:rPr>
+                <w:b/>
+                <w:bCs/>
+                <w:color w:val="0F2B3C"/>
+                <w:sz w:val="18"/>
+                <w:szCs w:val="18"/>
+              </w:rPr>
+              <w:t xml:space="preserve">Concept Term</w:t>
+            </w:r>
+          </w:p>
+        </w:tc>
+        <w:tc>
+          <w:tcPr>
+            <w:tcW w:type="dxa" w:w="3160"/>
+            <w:shd w:fill="EEF4F8" w:color="auto" w:val="clear"/>
+            <w:tcMar>
+              <w:top w:type="dxa" w:w="60"/>
+              <w:left w:type="dxa" w:w="100"/>
+              <w:bottom w:type="dxa" w:w="60"/>
+              <w:right w:type="dxa" w:w="100"/>
+            </w:tcMar>
+          </w:tcPr>
+          <w:p>
+            <w:pPr>
+              <w:spacing w:after="0" w:before="0"/>
+            </w:pPr>
+            <w:r>
+              <w:rPr>
+                <w:b/>
+                <w:bCs/>
+                <w:color w:val="0F2B3C"/>
+                <w:sz w:val="18"/>
+                <w:szCs w:val="18"/>
+              </w:rPr>
+              <w:t xml:space="preserve">Student-Friendly Definition</w:t>
+            </w:r>
+          </w:p>
+        </w:tc>
+        <w:tc>
+          <w:tcPr>
+            <w:tcW w:type="dxa" w:w="2200"/>
+            <w:shd w:fill="EEF4F8" w:color="auto" w:val="clear"/>
+            <w:tcMar>
+              <w:top w:type="dxa" w:w="60"/>
+              <w:left w:type="dxa" w:w="100"/>
+              <w:bottom w:type="dxa" w:w="60"/>
+              <w:right w:type="dxa" w:w="100"/>
+            </w:tcMar>
+          </w:tcPr>
+          <w:p>
+            <w:pPr>
+              <w:spacing w:after="0" w:before="0"/>
+            </w:pPr>
+            <w:r>
+              <w:rPr>
+                <w:b/>
+                <w:bCs/>
+                <w:color w:val="0F2B3C"/>
+                <w:sz w:val="18"/>
+                <w:szCs w:val="18"/>
+              </w:rPr>
+              <w:t xml:space="preserve">Non-Example</w:t>
+            </w:r>
+          </w:p>
+        </w:tc>
+        <w:tc>
+          <w:tcPr>
+            <w:tcW w:type="dxa" w:w="2200"/>
+            <w:shd w:fill="EEF4F8" w:color="auto" w:val="clear"/>
+            <w:tcMar>
+              <w:top w:type="dxa" w:w="60"/>
+              <w:left w:type="dxa" w:w="100"/>
+              <w:bottom w:type="dxa" w:w="60"/>
+              <w:right w:type="dxa" w:w="100"/>
+            </w:tcMar>
+          </w:tcPr>
+          <w:p>
+            <w:pPr>
+              <w:spacing w:after="0" w:before="0"/>
+            </w:pPr>
+            <w:r>
+              <w:rPr>
+                <w:b/>
+                <w:bCs/>
+                <w:color w:val="0F2B3C"/>
+                <w:sz w:val="18"/>
+                <w:szCs w:val="18"/>
+              </w:rPr>
+              <w:t xml:space="preserve">Visual Clue</w:t>
+            </w:r>
+          </w:p>
+        </w:tc>
+      </w:tr>
+      <w:tr>
+        <w:trPr>
+          <w:cantSplit/>
+        </w:trPr>
+        <w:tc>
+          <w:tcPr>
+            <w:tcW w:type="dxa" w:w="1800"/>
+            <w:tcMar>
+              <w:top w:type="dxa" w:w="60"/>
+              <w:left w:type="dxa" w:w="100"/>
+              <w:bottom w:type="dxa" w:w="60"/>
+              <w:right w:type="dxa" w:w="100"/>
+            </w:tcMar>
+            <w:vAlign w:val="top"/>
+          </w:tcPr>
+          <w:p>
+            <w:pPr>
+              <w:spacing w:after="20" w:before="0"/>
+            </w:pPr>
+            <w:r>
+              <w:rPr>
+                <w:b/>
+                <w:bCs/>
+                <w:color w:val="0F2B3C"/>
+                <w:sz w:val="20"/>
+                <w:szCs w:val="20"/>
+              </w:rPr>
+              <w:t xml:space="preserve">representation</w:t>
+            </w:r>
+          </w:p>
+          <w:p>
+            <w:pPr>
+              <w:spacing w:after="0" w:before="0"/>
+            </w:pPr>
+            <w:r>
+              <w:rPr>
+                <w:i/>
+                <w:iCs/>
+                <w:color w:val="5E6E7E"/>
+                <w:sz w:val="18"/>
+                <w:szCs w:val="18"/>
+              </w:rPr>
+              <w:t xml:space="preserve">representación</w:t>
+            </w:r>
+          </w:p>
+        </w:tc>
+        <w:tc>
+          <w:tcPr>
+            <w:tcW w:type="dxa" w:w="3160"/>
+            <w:tcMar>
+              <w:top w:type="dxa" w:w="60"/>
+              <w:left w:type="dxa" w:w="100"/>
+              <w:bottom w:type="dxa" w:w="60"/>
+              <w:right w:type="dxa" w:w="100"/>
+            </w:tcMar>
+            <w:vAlign w:val="top"/>
+          </w:tcPr>
+          <w:p>
+            <w:pPr>
+              <w:spacing w:after="0" w:before="0"/>
+            </w:pPr>
+            <w:r>
+              <w:rPr>
+                <w:sz w:val="19"/>
+                <w:szCs w:val="19"/>
+              </w:rPr>
+              <w:t xml:space="preserve">A picture, diagram, table, or equation that shows the mathematics in a situation.</w:t>
+            </w:r>
+          </w:p>
+        </w:tc>
+        <w:tc>
+          <w:tcPr>
+            <w:tcW w:type="dxa" w:w="2200"/>
+            <w:tcMar>
+              <w:top w:type="dxa" w:w="60"/>
+              <w:left w:type="dxa" w:w="100"/>
+              <w:bottom w:type="dxa" w:w="60"/>
+              <w:right w:type="dxa" w:w="100"/>
+            </w:tcMar>
+            <w:vAlign w:val="top"/>
+          </w:tcPr>
+          <w:p>
+            <w:pPr>
+              <w:spacing w:after="30" w:before="0"/>
+            </w:pPr>
+            <w:r>
+              <w:rPr>
+                <w:i/>
+                <w:iCs/>
+                <w:color w:val="5E6E7E"/>
+                <w:sz w:val="18"/>
+                <w:szCs w:val="18"/>
+              </w:rPr>
+              <w:t xml:space="preserve">Not representation: write a counter-example that does not fit the rule.</w:t>
+            </w:r>
+          </w:p>
+          <w:p>
+            <w:pPr>
+              <w:spacing w:after="50" w:before="0"/>
+            </w:pPr>
+            <w:r>
+              <w:rPr>
+                <w:color w:val="BBBBBB"/>
+                <w:sz w:val="18"/>
+                <w:szCs w:val="18"/>
+              </w:rPr>
+              <w:t xml:space="preserve">____________________________</w:t>
+            </w:r>
+          </w:p>
+        </w:tc>
+        <w:tc>
+          <w:tcPr>
+            <w:tcW w:type="dxa" w:w="2200"/>
+            <w:tcMar>
+              <w:top w:type="dxa" w:w="60"/>
+              <w:left w:type="dxa" w:w="100"/>
+              <w:bottom w:type="dxa" w:w="60"/>
+              <w:right w:type="dxa" w:w="100"/>
+            </w:tcMar>
+            <w:vAlign w:val="top"/>
+          </w:tcPr>
+          <w:p>
+            <w:pPr>
+              <w:spacing w:after="0" w:before="0"/>
+            </w:pPr>
+            <w:r>
+              <w:rPr>
+                <w:i/>
+                <w:iCs/>
+                <w:color w:val="5E6E7E"/>
+                <w:sz w:val="18"/>
+                <w:szCs w:val="18"/>
+              </w:rPr>
+              <w:t xml:space="preserve">The same 12 shown three ways: a tape diagram, a table, and 3 × 4.</w:t>
+            </w:r>
+          </w:p>
+        </w:tc>
+      </w:tr>
+      <w:tr>
+        <w:trPr>
+          <w:cantSplit/>
+        </w:trPr>
+        <w:tc>
+          <w:tcPr>
+            <w:tcW w:type="dxa" w:w="1800"/>
+            <w:tcMar>
+              <w:top w:type="dxa" w:w="60"/>
+              <w:left w:type="dxa" w:w="100"/>
+              <w:bottom w:type="dxa" w:w="60"/>
+              <w:right w:type="dxa" w:w="100"/>
+            </w:tcMar>
+            <w:vAlign w:val="top"/>
+          </w:tcPr>
+          <w:p>
+            <w:pPr>
+              <w:spacing w:after="20" w:before="0"/>
+            </w:pPr>
+            <w:r>
+              <w:rPr>
+                <w:b/>
+                <w:bCs/>
+                <w:color w:val="0F2B3C"/>
+                <w:sz w:val="20"/>
+                <w:szCs w:val="20"/>
+              </w:rPr>
+              <w:t xml:space="preserve">tape diagram</w:t>
+            </w:r>
+          </w:p>
+          <w:p>
+            <w:pPr>
+              <w:spacing w:after="0" w:before="0"/>
+            </w:pPr>
+            <w:r>
+              <w:rPr>
+                <w:i/>
+                <w:iCs/>
+                <w:color w:val="5E6E7E"/>
+                <w:sz w:val="18"/>
+                <w:szCs w:val="18"/>
+              </w:rPr>
+              <w:t xml:space="preserve">diagrama de cintas</w:t>
+            </w:r>
+          </w:p>
+        </w:tc>
+        <w:tc>
+          <w:tcPr>
+            <w:tcW w:type="dxa" w:w="3160"/>
+            <w:tcMar>
+              <w:top w:type="dxa" w:w="60"/>
+              <w:left w:type="dxa" w:w="100"/>
+              <w:bottom w:type="dxa" w:w="60"/>
+              <w:right w:type="dxa" w:w="100"/>
+            </w:tcMar>
+            <w:vAlign w:val="top"/>
+          </w:tcPr>
+          <w:p>
+            <w:pPr>
+              <w:spacing w:after="0" w:before="0"/>
+            </w:pPr>
+            <w:r>
+              <w:rPr>
+                <w:sz w:val="19"/>
+                <w:szCs w:val="19"/>
+              </w:rPr>
+              <w:t xml:space="preserve">A rectangle cut into equal parts that helps you visualize how a total breaks apart.</w:t>
+            </w:r>
+          </w:p>
+        </w:tc>
+        <w:tc>
+          <w:tcPr>
+            <w:tcW w:type="dxa" w:w="2200"/>
+            <w:tcMar>
+              <w:top w:type="dxa" w:w="60"/>
+              <w:left w:type="dxa" w:w="100"/>
+              <w:bottom w:type="dxa" w:w="60"/>
+              <w:right w:type="dxa" w:w="100"/>
+            </w:tcMar>
+            <w:vAlign w:val="top"/>
+          </w:tcPr>
+          <w:p>
+            <w:pPr>
+              <w:spacing w:after="30" w:before="0"/>
+            </w:pPr>
+            <w:r>
+              <w:rPr>
+                <w:i/>
+                <w:iCs/>
+                <w:color w:val="5E6E7E"/>
+                <w:sz w:val="18"/>
+                <w:szCs w:val="18"/>
+              </w:rPr>
+              <w:t xml:space="preserve">Not tape diagram: write a counter-example that does not fit the rule.</w:t>
+            </w:r>
+          </w:p>
+          <w:p>
+            <w:pPr>
+              <w:spacing w:after="50" w:before="0"/>
+            </w:pPr>
+            <w:r>
+              <w:rPr>
+                <w:color w:val="BBBBBB"/>
+                <w:sz w:val="18"/>
+                <w:szCs w:val="18"/>
+              </w:rPr>
+              <w:t xml:space="preserve">____________________________</w:t>
+            </w:r>
+          </w:p>
+        </w:tc>
+        <w:tc>
+          <w:tcPr>
+            <w:tcW w:type="dxa" w:w="2200"/>
+            <w:tcMar>
+              <w:top w:type="dxa" w:w="60"/>
+              <w:left w:type="dxa" w:w="100"/>
+              <w:bottom w:type="dxa" w:w="60"/>
+              <w:right w:type="dxa" w:w="100"/>
+            </w:tcMar>
+            <w:vAlign w:val="top"/>
+          </w:tcPr>
+          <w:p>
+            <w:pPr>
+              <w:spacing w:after="0" w:before="0"/>
+            </w:pPr>
+            <w:r>
+              <w:rPr>
+                <w:i/>
+                <w:iCs/>
+                <w:color w:val="5E6E7E"/>
+                <w:sz w:val="18"/>
+                <w:szCs w:val="18"/>
+              </w:rPr>
+              <w:t xml:space="preserve">One bar of 4,000 passengers cut into equal groups of 80.</w:t>
+            </w:r>
+          </w:p>
+        </w:tc>
+      </w:tr>
+      <w:tr>
+        <w:trPr>
+          <w:cantSplit/>
+        </w:trPr>
+        <w:tc>
+          <w:tcPr>
+            <w:tcW w:type="dxa" w:w="1800"/>
+            <w:tcMar>
+              <w:top w:type="dxa" w:w="60"/>
+              <w:left w:type="dxa" w:w="100"/>
+              <w:bottom w:type="dxa" w:w="60"/>
+              <w:right w:type="dxa" w:w="100"/>
+            </w:tcMar>
+            <w:vAlign w:val="top"/>
+          </w:tcPr>
+          <w:p>
+            <w:pPr>
+              <w:spacing w:after="20" w:before="0"/>
+            </w:pPr>
+            <w:r>
+              <w:rPr>
+                <w:b/>
+                <w:bCs/>
+                <w:color w:val="0F2B3C"/>
+                <w:sz w:val="20"/>
+                <w:szCs w:val="20"/>
+              </w:rPr>
+              <w:t xml:space="preserve">tool</w:t>
+            </w:r>
+          </w:p>
+          <w:p>
+            <w:pPr>
+              <w:spacing w:after="0" w:before="0"/>
+            </w:pPr>
+            <w:r>
+              <w:rPr>
+                <w:i/>
+                <w:iCs/>
+                <w:color w:val="5E6E7E"/>
+                <w:sz w:val="18"/>
+                <w:szCs w:val="18"/>
+              </w:rPr>
+              <w:t xml:space="preserve">herramienta</w:t>
+            </w:r>
+          </w:p>
+        </w:tc>
+        <w:tc>
+          <w:tcPr>
+            <w:tcW w:type="dxa" w:w="3160"/>
+            <w:tcMar>
+              <w:top w:type="dxa" w:w="60"/>
+              <w:left w:type="dxa" w:w="100"/>
+              <w:bottom w:type="dxa" w:w="60"/>
+              <w:right w:type="dxa" w:w="100"/>
+            </w:tcMar>
+            <w:vAlign w:val="top"/>
+          </w:tcPr>
+          <w:p>
+            <w:pPr>
+              <w:spacing w:after="0" w:before="0"/>
+            </w:pPr>
+            <w:r>
+              <w:rPr>
+                <w:sz w:val="19"/>
+                <w:szCs w:val="19"/>
+              </w:rPr>
+              <w:t xml:space="preserve">Anything you choose to help you see relationships and solve a problem — a table, a diagram, a graph.</w:t>
+            </w:r>
+          </w:p>
+        </w:tc>
+        <w:tc>
+          <w:tcPr>
+            <w:tcW w:type="dxa" w:w="2200"/>
+            <w:tcMar>
+              <w:top w:type="dxa" w:w="60"/>
+              <w:left w:type="dxa" w:w="100"/>
+              <w:bottom w:type="dxa" w:w="60"/>
+              <w:right w:type="dxa" w:w="100"/>
+            </w:tcMar>
+            <w:vAlign w:val="top"/>
+          </w:tcPr>
+          <w:p>
+            <w:pPr>
+              <w:spacing w:after="30" w:before="0"/>
+            </w:pPr>
+            <w:r>
+              <w:rPr>
+                <w:i/>
+                <w:iCs/>
+                <w:color w:val="5E6E7E"/>
+                <w:sz w:val="18"/>
+                <w:szCs w:val="18"/>
+              </w:rPr>
+              <w:t xml:space="preserve">Not tool: write a counter-example that does not fit the rule.</w:t>
+            </w:r>
+          </w:p>
+          <w:p>
+            <w:pPr>
+              <w:spacing w:after="50" w:before="0"/>
+            </w:pPr>
+            <w:r>
+              <w:rPr>
+                <w:color w:val="BBBBBB"/>
+                <w:sz w:val="18"/>
+                <w:szCs w:val="18"/>
+              </w:rPr>
+              <w:t xml:space="preserve">____________________________</w:t>
+            </w:r>
+          </w:p>
+        </w:tc>
+        <w:tc>
+          <w:tcPr>
+            <w:tcW w:type="dxa" w:w="2200"/>
+            <w:tcMar>
+              <w:top w:type="dxa" w:w="60"/>
+              <w:left w:type="dxa" w:w="100"/>
+              <w:bottom w:type="dxa" w:w="60"/>
+              <w:right w:type="dxa" w:w="100"/>
+            </w:tcMar>
+            <w:vAlign w:val="top"/>
+          </w:tcPr>
+          <w:p>
+            <w:pPr>
+              <w:spacing w:after="0" w:before="0"/>
+            </w:pPr>
+            <w:r>
+              <w:rPr>
+                <w:i/>
+                <w:iCs/>
+                <w:color w:val="5E6E7E"/>
+                <w:sz w:val="18"/>
+                <w:szCs w:val="18"/>
+              </w:rPr>
+              <w:t xml:space="preserve">A table, a number line, or a tape diagram — whichever shows the relationship.</w:t>
+            </w:r>
+          </w:p>
+        </w:tc>
+      </w:tr>
+      <w:tr>
+        <w:trPr>
+          <w:cantSplit/>
+        </w:trPr>
+        <w:tc>
+          <w:tcPr>
+            <w:tcW w:type="dxa" w:w="1800"/>
+            <w:tcMar>
+              <w:top w:type="dxa" w:w="60"/>
+              <w:left w:type="dxa" w:w="100"/>
+              <w:bottom w:type="dxa" w:w="60"/>
+              <w:right w:type="dxa" w:w="100"/>
+            </w:tcMar>
+            <w:vAlign w:val="top"/>
+          </w:tcPr>
+          <w:p>
+            <w:pPr>
+              <w:spacing w:after="20" w:before="0"/>
+            </w:pPr>
+            <w:r>
+              <w:rPr>
+                <w:b/>
+                <w:bCs/>
+                <w:color w:val="0F2B3C"/>
+                <w:sz w:val="20"/>
+                <w:szCs w:val="20"/>
+              </w:rPr>
+              <w:t xml:space="preserve">ordered pair</w:t>
+            </w:r>
+          </w:p>
+          <w:p>
+            <w:pPr>
+              <w:spacing w:after="0" w:before="0"/>
+            </w:pPr>
+            <w:r>
+              <w:rPr>
+                <w:i/>
+                <w:iCs/>
+                <w:color w:val="5E6E7E"/>
+                <w:sz w:val="18"/>
+                <w:szCs w:val="18"/>
+              </w:rPr>
+              <w:t xml:space="preserve">par ordenado</w:t>
+            </w:r>
+          </w:p>
+        </w:tc>
+        <w:tc>
+          <w:tcPr>
+            <w:tcW w:type="dxa" w:w="3160"/>
+            <w:tcMar>
+              <w:top w:type="dxa" w:w="60"/>
+              <w:left w:type="dxa" w:w="100"/>
+              <w:bottom w:type="dxa" w:w="60"/>
+              <w:right w:type="dxa" w:w="100"/>
+            </w:tcMar>
+            <w:vAlign w:val="top"/>
+          </w:tcPr>
+          <w:p>
+            <w:pPr>
+              <w:spacing w:after="0" w:before="0"/>
+            </w:pPr>
+            <w:r>
+              <w:rPr>
+                <w:sz w:val="19"/>
+                <w:szCs w:val="19"/>
+              </w:rPr>
+              <w:t xml:space="preserve">Two numbers that go together, like a time and a number of trips, that you can plot as a point.</w:t>
+            </w:r>
+          </w:p>
+        </w:tc>
+        <w:tc>
+          <w:tcPr>
+            <w:tcW w:type="dxa" w:w="2200"/>
+            <w:tcMar>
+              <w:top w:type="dxa" w:w="60"/>
+              <w:left w:type="dxa" w:w="100"/>
+              <w:bottom w:type="dxa" w:w="60"/>
+              <w:right w:type="dxa" w:w="100"/>
+            </w:tcMar>
+            <w:vAlign w:val="top"/>
+          </w:tcPr>
+          <w:p>
+            <w:pPr>
+              <w:spacing w:after="30" w:before="0"/>
+            </w:pPr>
+            <w:r>
+              <w:rPr>
+                <w:i/>
+                <w:iCs/>
+                <w:color w:val="5E6E7E"/>
+                <w:sz w:val="18"/>
+                <w:szCs w:val="18"/>
+              </w:rPr>
+              <w:t xml:space="preserve">Not ordered pair: write a counter-example that does not fit the rule.</w:t>
+            </w:r>
+          </w:p>
+          <w:p>
+            <w:pPr>
+              <w:spacing w:after="50" w:before="0"/>
+            </w:pPr>
+            <w:r>
+              <w:rPr>
+                <w:color w:val="BBBBBB"/>
+                <w:sz w:val="18"/>
+                <w:szCs w:val="18"/>
+              </w:rPr>
+              <w:t xml:space="preserve">____________________________</w:t>
+            </w:r>
+          </w:p>
+        </w:tc>
+        <w:tc>
+          <w:tcPr>
+            <w:tcW w:type="dxa" w:w="2200"/>
+            <w:tcMar>
+              <w:top w:type="dxa" w:w="60"/>
+              <w:left w:type="dxa" w:w="100"/>
+              <w:bottom w:type="dxa" w:w="60"/>
+              <w:right w:type="dxa" w:w="100"/>
+            </w:tcMar>
+            <w:vAlign w:val="top"/>
+          </w:tcPr>
+          <w:p>
+            <w:pPr>
+              <w:spacing w:after="0" w:before="0"/>
+            </w:pPr>
+            <w:r>
+              <w:rPr>
+                <w:i/>
+                <w:iCs/>
+                <w:color w:val="5E6E7E"/>
+                <w:sz w:val="18"/>
+                <w:szCs w:val="18"/>
+              </w:rPr>
+              <w:t xml:space="preserve">(4, 60): 4 hours costs $60 — the hours always come first.</w:t>
+            </w:r>
+          </w:p>
+        </w:tc>
+      </w:tr>
+      <w:tr>
+        <w:trPr>
+          <w:cantSplit/>
+        </w:trPr>
+        <w:tc>
+          <w:tcPr>
+            <w:tcW w:type="dxa" w:w="1800"/>
+            <w:tcMar>
+              <w:top w:type="dxa" w:w="60"/>
+              <w:left w:type="dxa" w:w="100"/>
+              <w:bottom w:type="dxa" w:w="60"/>
+              <w:right w:type="dxa" w:w="100"/>
+            </w:tcMar>
+            <w:vAlign w:val="top"/>
+          </w:tcPr>
+          <w:p>
+            <w:pPr>
+              <w:spacing w:after="20" w:before="0"/>
+            </w:pPr>
+            <w:r>
+              <w:rPr>
+                <w:b/>
+                <w:bCs/>
+                <w:color w:val="0F2B3C"/>
+                <w:sz w:val="20"/>
+                <w:szCs w:val="20"/>
+              </w:rPr>
+              <w:t xml:space="preserve">round trip</w:t>
+            </w:r>
+          </w:p>
+          <w:p>
+            <w:pPr>
+              <w:spacing w:after="0" w:before="0"/>
+            </w:pPr>
+            <w:r>
+              <w:rPr>
+                <w:i/>
+                <w:iCs/>
+                <w:color w:val="5E6E7E"/>
+                <w:sz w:val="18"/>
+                <w:szCs w:val="18"/>
+              </w:rPr>
+              <w:t xml:space="preserve">viaje de ida y vuelta</w:t>
+            </w:r>
+          </w:p>
+        </w:tc>
+        <w:tc>
+          <w:tcPr>
+            <w:tcW w:type="dxa" w:w="3160"/>
+            <w:tcMar>
+              <w:top w:type="dxa" w:w="60"/>
+              <w:left w:type="dxa" w:w="100"/>
+              <w:bottom w:type="dxa" w:w="60"/>
+              <w:right w:type="dxa" w:w="100"/>
+            </w:tcMar>
+            <w:vAlign w:val="top"/>
+          </w:tcPr>
+          <w:p>
+            <w:pPr>
+              <w:spacing w:after="0" w:before="0"/>
+            </w:pPr>
+            <w:r>
+              <w:rPr>
+                <w:sz w:val="19"/>
+                <w:szCs w:val="19"/>
+              </w:rPr>
+              <w:t xml:space="preserve">A complete journey from the start, to the destination, and back to the start.</w:t>
+            </w:r>
+          </w:p>
+        </w:tc>
+        <w:tc>
+          <w:tcPr>
+            <w:tcW w:type="dxa" w:w="2200"/>
+            <w:tcMar>
+              <w:top w:type="dxa" w:w="60"/>
+              <w:left w:type="dxa" w:w="100"/>
+              <w:bottom w:type="dxa" w:w="60"/>
+              <w:right w:type="dxa" w:w="100"/>
+            </w:tcMar>
+            <w:vAlign w:val="top"/>
+          </w:tcPr>
+          <w:p>
+            <w:pPr>
+              <w:spacing w:after="30" w:before="0"/>
+            </w:pPr>
+            <w:r>
+              <w:rPr>
+                <w:i/>
+                <w:iCs/>
+                <w:color w:val="5E6E7E"/>
+                <w:sz w:val="18"/>
+                <w:szCs w:val="18"/>
+              </w:rPr>
+              <w:t xml:space="preserve">Not round trip: write a counter-example that does not fit the rule.</w:t>
+            </w:r>
+          </w:p>
+          <w:p>
+            <w:pPr>
+              <w:spacing w:after="50" w:before="0"/>
+            </w:pPr>
+            <w:r>
+              <w:rPr>
+                <w:color w:val="BBBBBB"/>
+                <w:sz w:val="18"/>
+                <w:szCs w:val="18"/>
+              </w:rPr>
+              <w:t xml:space="preserve">____________________________</w:t>
+            </w:r>
+          </w:p>
+        </w:tc>
+        <w:tc>
+          <w:tcPr>
+            <w:tcW w:type="dxa" w:w="2200"/>
+            <w:tcMar>
+              <w:top w:type="dxa" w:w="60"/>
+              <w:left w:type="dxa" w:w="100"/>
+              <w:bottom w:type="dxa" w:w="60"/>
+              <w:right w:type="dxa" w:w="100"/>
+            </w:tcMar>
+            <w:vAlign w:val="top"/>
+          </w:tcPr>
+          <w:p>
+            <w:pPr>
+              <w:spacing w:after="0" w:before="0"/>
+            </w:pPr>
+            <w:r>
+              <w:rPr>
+                <w:i/>
+                <w:iCs/>
+                <w:color w:val="5E6E7E"/>
+                <w:sz w:val="18"/>
+                <w:szCs w:val="18"/>
+              </w:rPr>
+              <w:t xml:space="preserve">5 miles out plus 5 miles back = 10 miles in all.</w:t>
+            </w:r>
+          </w:p>
+        </w:tc>
+      </w:tr>
+    </w:tbl>
+    <w:p>
+      <w:pPr>
+        <w:spacing w:after="120" w:before="140"/>
       </w:pPr>
       <w:r>
         <w:rPr>
@@ -157,169 +995,1301 @@
         <w:t xml:space="preserve">Practica multiplicar por 10 y grupos iguales pequeños.</w:t>
       </w:r>
     </w:p>
-    <w:p>
-      <w:pPr>
-        <w:spacing w:after="40" w:before="0"/>
-      </w:pPr>
-      <w:r>
-        <w:rPr>
-          <w:sz w:val="22"/>
-          <w:szCs w:val="22"/>
-        </w:rPr>
-        <w:t xml:space="preserve">1.  What is 6 × 10?</w:t>
-      </w:r>
-    </w:p>
+    <w:tbl>
+      <w:tblPr>
+        <w:tblW w:type="dxa" w:w="9360"/>
+        <w:tblBorders>
+          <w:top w:val="single" w:color="C7D2DD" w:sz="6"/>
+          <w:left w:val="single" w:color="C7D2DD" w:sz="6"/>
+          <w:bottom w:val="single" w:color="C7D2DD" w:sz="6"/>
+          <w:right w:val="single" w:color="C7D2DD" w:sz="6"/>
+          <w:insideH w:val="single" w:color="C7D2DD" w:sz="6"/>
+          <w:insideV w:val="single" w:color="C7D2DD" w:sz="6"/>
+        </w:tblBorders>
+      </w:tblPr>
+      <w:tblGrid>
+        <w:gridCol w:w="2800"/>
+        <w:gridCol w:w="3560"/>
+        <w:gridCol w:w="3000"/>
+      </w:tblGrid>
+      <w:tr>
+        <w:trPr>
+          <w:cantSplit/>
+          <w:tblHeader/>
+        </w:trPr>
+        <w:tc>
+          <w:tcPr>
+            <w:tcW w:type="dxa" w:w="2800"/>
+            <w:shd w:fill="EEF4F8" w:color="auto" w:val="clear"/>
+            <w:tcMar>
+              <w:top w:type="dxa" w:w="60"/>
+              <w:left w:type="dxa" w:w="100"/>
+              <w:bottom w:type="dxa" w:w="60"/>
+              <w:right w:type="dxa" w:w="100"/>
+            </w:tcMar>
+          </w:tcPr>
+          <w:p>
+            <w:pPr>
+              <w:spacing w:after="0" w:before="0"/>
+            </w:pPr>
+            <w:r>
+              <w:rPr>
+                <w:b/>
+                <w:bCs/>
+                <w:color w:val="0F2B3C"/>
+                <w:sz w:val="16"/>
+                <w:szCs w:val="16"/>
+              </w:rPr>
+              <w:t xml:space="preserve">CORE PROBLEM / GIVEN REPRESENTATION</w:t>
+            </w:r>
+          </w:p>
+        </w:tc>
+        <w:tc>
+          <w:tcPr>
+            <w:tcW w:type="dxa" w:w="3560"/>
+            <w:shd w:fill="EEF4F8" w:color="auto" w:val="clear"/>
+            <w:tcMar>
+              <w:top w:type="dxa" w:w="60"/>
+              <w:left w:type="dxa" w:w="100"/>
+              <w:bottom w:type="dxa" w:w="60"/>
+              <w:right w:type="dxa" w:w="100"/>
+            </w:tcMar>
+          </w:tcPr>
+          <w:p>
+            <w:pPr>
+              <w:spacing w:after="0" w:before="0"/>
+            </w:pPr>
+            <w:r>
+              <w:rPr>
+                <w:b/>
+                <w:bCs/>
+                <w:color w:val="0F2B3C"/>
+                <w:sz w:val="16"/>
+                <w:szCs w:val="16"/>
+              </w:rPr>
+              <w:t xml:space="preserve">WORKING SPACE / CALCULATION STEPS</w:t>
+            </w:r>
+          </w:p>
+        </w:tc>
+        <w:tc>
+          <w:tcPr>
+            <w:tcW w:type="dxa" w:w="3000"/>
+            <w:shd w:fill="FBF3E2" w:color="auto" w:val="clear"/>
+            <w:tcMar>
+              <w:top w:type="dxa" w:w="60"/>
+              <w:left w:type="dxa" w:w="100"/>
+              <w:bottom w:type="dxa" w:w="60"/>
+              <w:right w:type="dxa" w:w="100"/>
+            </w:tcMar>
+          </w:tcPr>
+          <w:p>
+            <w:pPr>
+              <w:spacing w:after="0" w:before="0"/>
+            </w:pPr>
+            <w:r>
+              <w:rPr>
+                <w:b/>
+                <w:bCs/>
+                <w:color w:val="7A5400"/>
+                <w:sz w:val="16"/>
+                <w:szCs w:val="16"/>
+              </w:rPr>
+              <w:t xml:space="preserve">EXPLAIN YOUR REASONING</w:t>
+            </w:r>
+          </w:p>
+        </w:tc>
+      </w:tr>
+      <w:tr>
+        <w:trPr>
+          <w:cantSplit/>
+        </w:trPr>
+        <w:tc>
+          <w:tcPr>
+            <w:tcW w:type="dxa" w:w="2800"/>
+            <w:tcMar>
+              <w:top w:type="dxa" w:w="80"/>
+              <w:left w:type="dxa" w:w="100"/>
+              <w:bottom w:type="dxa" w:w="80"/>
+              <w:right w:type="dxa" w:w="100"/>
+            </w:tcMar>
+            <w:vAlign w:val="top"/>
+          </w:tcPr>
+          <w:p>
+            <w:pPr>
+              <w:spacing w:after="40" w:before="0"/>
+            </w:pPr>
+            <w:r>
+              <w:rPr>
+                <w:b/>
+                <w:bCs/>
+                <w:color w:val="0F2B3C"/>
+                <w:sz w:val="20"/>
+                <w:szCs w:val="20"/>
+              </w:rPr>
+              <w:t xml:space="preserve">1.  What is 6 × 10?</w:t>
+            </w:r>
+          </w:p>
+          <w:p>
+            <w:pPr>
+              <w:spacing w:after="40" w:before="0"/>
+            </w:pPr>
+            <w:r>
+              <w:rPr>
+                <w:i/>
+                <w:iCs/>
+                <w:color w:val="3F4D5C"/>
+                <w:sz w:val="20"/>
+                <w:szCs w:val="20"/>
+              </w:rPr>
+              <w:t xml:space="preserve">A. ¿Cuánto es 6 × 10?</w:t>
+            </w:r>
+          </w:p>
+        </w:tc>
+        <w:tc>
+          <w:tcPr>
+            <w:tcW w:type="dxa" w:w="3560"/>
+            <w:tcMar>
+              <w:top w:type="dxa" w:w="80"/>
+              <w:left w:type="dxa" w:w="100"/>
+              <w:bottom w:type="dxa" w:w="80"/>
+              <w:right w:type="dxa" w:w="100"/>
+            </w:tcMar>
+            <w:vAlign w:val="top"/>
+          </w:tcPr>
+          <w:p>
+            <w:pPr>
+              <w:spacing w:after="50" w:before="0"/>
+            </w:pPr>
+            <w:r>
+              <w:rPr>
+                <w:color w:val="BBBBBB"/>
+                <w:sz w:val="18"/>
+                <w:szCs w:val="18"/>
+              </w:rPr>
+              <w:t xml:space="preserve">____________________________</w:t>
+            </w:r>
+          </w:p>
+          <w:p>
+            <w:pPr>
+              <w:spacing w:after="50" w:before="0"/>
+            </w:pPr>
+            <w:r>
+              <w:rPr>
+                <w:color w:val="BBBBBB"/>
+                <w:sz w:val="18"/>
+                <w:szCs w:val="18"/>
+              </w:rPr>
+              <w:t xml:space="preserve">____________________________</w:t>
+            </w:r>
+          </w:p>
+          <w:p>
+            <w:pPr>
+              <w:spacing w:after="50" w:before="0"/>
+            </w:pPr>
+            <w:r>
+              <w:rPr>
+                <w:color w:val="BBBBBB"/>
+                <w:sz w:val="18"/>
+                <w:szCs w:val="18"/>
+              </w:rPr>
+              <w:t xml:space="preserve">____________________________</w:t>
+            </w:r>
+          </w:p>
+          <w:p>
+            <w:pPr>
+              <w:spacing w:after="50" w:before="0"/>
+            </w:pPr>
+            <w:r>
+              <w:rPr>
+                <w:color w:val="BBBBBB"/>
+                <w:sz w:val="18"/>
+                <w:szCs w:val="18"/>
+              </w:rPr>
+              <w:t xml:space="preserve">____________________________</w:t>
+            </w:r>
+          </w:p>
+        </w:tc>
+        <w:tc>
+          <w:tcPr>
+            <w:tcW w:type="dxa" w:w="3000"/>
+            <w:shd w:fill="FBF3E2" w:color="auto" w:val="clear"/>
+            <w:tcMar>
+              <w:top w:type="dxa" w:w="80"/>
+              <w:left w:type="dxa" w:w="100"/>
+              <w:bottom w:type="dxa" w:w="80"/>
+              <w:right w:type="dxa" w:w="100"/>
+            </w:tcMar>
+            <w:vAlign w:val="top"/>
+          </w:tcPr>
+          <w:p>
+            <w:pPr>
+              <w:spacing w:after="30" w:before="0"/>
+            </w:pPr>
+            <w:r>
+              <w:rPr>
+                <w:b/>
+                <w:bCs/>
+                <w:color w:val="0F2B3C"/>
+                <w:sz w:val="18"/>
+                <w:szCs w:val="18"/>
+              </w:rPr>
+              <w:t xml:space="preserve">Because... ________________</w:t>
+            </w:r>
+          </w:p>
+          <w:p>
+            <w:pPr>
+              <w:spacing w:after="50" w:before="0"/>
+            </w:pPr>
+            <w:r>
+              <w:rPr>
+                <w:color w:val="BBBBBB"/>
+                <w:sz w:val="18"/>
+                <w:szCs w:val="18"/>
+              </w:rPr>
+              <w:t xml:space="preserve">____________________________</w:t>
+            </w:r>
+          </w:p>
+          <w:p>
+            <w:pPr>
+              <w:spacing w:after="30" w:before="40"/>
+            </w:pPr>
+            <w:r>
+              <w:rPr>
+                <w:b/>
+                <w:bCs/>
+                <w:color w:val="1A6FB5"/>
+                <w:sz w:val="18"/>
+                <w:szCs w:val="18"/>
+              </w:rPr>
+              <w:t xml:space="preserve">Although... _______________</w:t>
+            </w:r>
+          </w:p>
+          <w:p>
+            <w:pPr>
+              <w:spacing w:after="50" w:before="0"/>
+            </w:pPr>
+            <w:r>
+              <w:rPr>
+                <w:color w:val="BBBBBB"/>
+                <w:sz w:val="18"/>
+                <w:szCs w:val="18"/>
+              </w:rPr>
+              <w:t xml:space="preserve">____________________________</w:t>
+            </w:r>
+          </w:p>
+          <w:p>
+            <w:pPr>
+              <w:spacing w:after="30" w:before="40"/>
+            </w:pPr>
+            <w:r>
+              <w:rPr>
+                <w:b/>
+                <w:bCs/>
+                <w:color w:val="7A5400"/>
+                <w:sz w:val="18"/>
+                <w:szCs w:val="18"/>
+              </w:rPr>
+              <w:t xml:space="preserve">Therefore... ______________</w:t>
+            </w:r>
+          </w:p>
+          <w:p>
+            <w:pPr>
+              <w:spacing w:after="50" w:before="0"/>
+            </w:pPr>
+            <w:r>
+              <w:rPr>
+                <w:color w:val="BBBBBB"/>
+                <w:sz w:val="18"/>
+                <w:szCs w:val="18"/>
+              </w:rPr>
+              <w:t xml:space="preserve">____________________________</w:t>
+            </w:r>
+          </w:p>
+        </w:tc>
+      </w:tr>
+    </w:tbl>
     <w:p>
       <w:pPr>
         <w:spacing w:after="60" w:before="0"/>
       </w:pPr>
       <w:r>
-        <w:rPr>
-          <w:i/>
-          <w:iCs/>
-          <w:color w:val="3F4D5C"/>
-          <w:sz w:val="20"/>
-          <w:szCs w:val="20"/>
-        </w:rPr>
-        <w:t xml:space="preserve">A. ¿Cuánto es 6 × 10?</w:t>
-      </w:r>
-    </w:p>
-    <w:p>
-      <w:pPr>
-        <w:spacing w:after="80" w:before="0"/>
-      </w:pPr>
-      <w:r>
-        <w:rPr>
-          <w:color w:val="BBBBBB"/>
-        </w:rPr>
-        <w:t xml:space="preserve">____________________________________________________</w:t>
-      </w:r>
-    </w:p>
-    <w:p>
-      <w:pPr>
-        <w:spacing w:after="40" w:before="0"/>
-      </w:pPr>
-      <w:r>
-        <w:rPr>
-          <w:sz w:val="22"/>
-          <w:szCs w:val="22"/>
-        </w:rPr>
-        <w:t xml:space="preserve">2.  What is 2.5 × 10?</w:t>
-      </w:r>
-    </w:p>
+        <w:t xml:space="preserve"/>
+      </w:r>
+    </w:p>
+    <w:tbl>
+      <w:tblPr>
+        <w:tblW w:type="dxa" w:w="9360"/>
+        <w:tblBorders>
+          <w:top w:val="single" w:color="C7D2DD" w:sz="6"/>
+          <w:left w:val="single" w:color="C7D2DD" w:sz="6"/>
+          <w:bottom w:val="single" w:color="C7D2DD" w:sz="6"/>
+          <w:right w:val="single" w:color="C7D2DD" w:sz="6"/>
+          <w:insideH w:val="single" w:color="C7D2DD" w:sz="6"/>
+          <w:insideV w:val="single" w:color="C7D2DD" w:sz="6"/>
+        </w:tblBorders>
+      </w:tblPr>
+      <w:tblGrid>
+        <w:gridCol w:w="2800"/>
+        <w:gridCol w:w="3560"/>
+        <w:gridCol w:w="3000"/>
+      </w:tblGrid>
+      <w:tr>
+        <w:trPr>
+          <w:cantSplit/>
+          <w:tblHeader/>
+        </w:trPr>
+        <w:tc>
+          <w:tcPr>
+            <w:tcW w:type="dxa" w:w="2800"/>
+            <w:shd w:fill="EEF4F8" w:color="auto" w:val="clear"/>
+            <w:tcMar>
+              <w:top w:type="dxa" w:w="60"/>
+              <w:left w:type="dxa" w:w="100"/>
+              <w:bottom w:type="dxa" w:w="60"/>
+              <w:right w:type="dxa" w:w="100"/>
+            </w:tcMar>
+          </w:tcPr>
+          <w:p>
+            <w:pPr>
+              <w:spacing w:after="0" w:before="0"/>
+            </w:pPr>
+            <w:r>
+              <w:rPr>
+                <w:b/>
+                <w:bCs/>
+                <w:color w:val="0F2B3C"/>
+                <w:sz w:val="16"/>
+                <w:szCs w:val="16"/>
+              </w:rPr>
+              <w:t xml:space="preserve">CORE PROBLEM / GIVEN REPRESENTATION</w:t>
+            </w:r>
+          </w:p>
+        </w:tc>
+        <w:tc>
+          <w:tcPr>
+            <w:tcW w:type="dxa" w:w="3560"/>
+            <w:shd w:fill="EEF4F8" w:color="auto" w:val="clear"/>
+            <w:tcMar>
+              <w:top w:type="dxa" w:w="60"/>
+              <w:left w:type="dxa" w:w="100"/>
+              <w:bottom w:type="dxa" w:w="60"/>
+              <w:right w:type="dxa" w:w="100"/>
+            </w:tcMar>
+          </w:tcPr>
+          <w:p>
+            <w:pPr>
+              <w:spacing w:after="0" w:before="0"/>
+            </w:pPr>
+            <w:r>
+              <w:rPr>
+                <w:b/>
+                <w:bCs/>
+                <w:color w:val="0F2B3C"/>
+                <w:sz w:val="16"/>
+                <w:szCs w:val="16"/>
+              </w:rPr>
+              <w:t xml:space="preserve">WORKING SPACE / CALCULATION STEPS</w:t>
+            </w:r>
+          </w:p>
+        </w:tc>
+        <w:tc>
+          <w:tcPr>
+            <w:tcW w:type="dxa" w:w="3000"/>
+            <w:shd w:fill="FBF3E2" w:color="auto" w:val="clear"/>
+            <w:tcMar>
+              <w:top w:type="dxa" w:w="60"/>
+              <w:left w:type="dxa" w:w="100"/>
+              <w:bottom w:type="dxa" w:w="60"/>
+              <w:right w:type="dxa" w:w="100"/>
+            </w:tcMar>
+          </w:tcPr>
+          <w:p>
+            <w:pPr>
+              <w:spacing w:after="0" w:before="0"/>
+            </w:pPr>
+            <w:r>
+              <w:rPr>
+                <w:b/>
+                <w:bCs/>
+                <w:color w:val="7A5400"/>
+                <w:sz w:val="16"/>
+                <w:szCs w:val="16"/>
+              </w:rPr>
+              <w:t xml:space="preserve">EXPLAIN YOUR REASONING</w:t>
+            </w:r>
+          </w:p>
+        </w:tc>
+      </w:tr>
+      <w:tr>
+        <w:trPr>
+          <w:cantSplit/>
+        </w:trPr>
+        <w:tc>
+          <w:tcPr>
+            <w:tcW w:type="dxa" w:w="2800"/>
+            <w:tcMar>
+              <w:top w:type="dxa" w:w="80"/>
+              <w:left w:type="dxa" w:w="100"/>
+              <w:bottom w:type="dxa" w:w="80"/>
+              <w:right w:type="dxa" w:w="100"/>
+            </w:tcMar>
+            <w:vAlign w:val="top"/>
+          </w:tcPr>
+          <w:p>
+            <w:pPr>
+              <w:spacing w:after="40" w:before="0"/>
+            </w:pPr>
+            <w:r>
+              <w:rPr>
+                <w:b/>
+                <w:bCs/>
+                <w:color w:val="0F2B3C"/>
+                <w:sz w:val="20"/>
+                <w:szCs w:val="20"/>
+              </w:rPr>
+              <w:t xml:space="preserve">2.  What is 2.5 × 10?</w:t>
+            </w:r>
+          </w:p>
+          <w:p>
+            <w:pPr>
+              <w:spacing w:after="40" w:before="0"/>
+            </w:pPr>
+            <w:r>
+              <w:rPr>
+                <w:i/>
+                <w:iCs/>
+                <w:color w:val="3F4D5C"/>
+                <w:sz w:val="20"/>
+                <w:szCs w:val="20"/>
+              </w:rPr>
+              <w:t xml:space="preserve">B. ¿Cuánto es 2.5 × 10?</w:t>
+            </w:r>
+          </w:p>
+        </w:tc>
+        <w:tc>
+          <w:tcPr>
+            <w:tcW w:type="dxa" w:w="3560"/>
+            <w:tcMar>
+              <w:top w:type="dxa" w:w="80"/>
+              <w:left w:type="dxa" w:w="100"/>
+              <w:bottom w:type="dxa" w:w="80"/>
+              <w:right w:type="dxa" w:w="100"/>
+            </w:tcMar>
+            <w:vAlign w:val="top"/>
+          </w:tcPr>
+          <w:p>
+            <w:pPr>
+              <w:spacing w:after="50" w:before="0"/>
+            </w:pPr>
+            <w:r>
+              <w:rPr>
+                <w:color w:val="BBBBBB"/>
+                <w:sz w:val="18"/>
+                <w:szCs w:val="18"/>
+              </w:rPr>
+              <w:t xml:space="preserve">____________________________</w:t>
+            </w:r>
+          </w:p>
+          <w:p>
+            <w:pPr>
+              <w:spacing w:after="50" w:before="0"/>
+            </w:pPr>
+            <w:r>
+              <w:rPr>
+                <w:color w:val="BBBBBB"/>
+                <w:sz w:val="18"/>
+                <w:szCs w:val="18"/>
+              </w:rPr>
+              <w:t xml:space="preserve">____________________________</w:t>
+            </w:r>
+          </w:p>
+          <w:p>
+            <w:pPr>
+              <w:spacing w:after="50" w:before="0"/>
+            </w:pPr>
+            <w:r>
+              <w:rPr>
+                <w:color w:val="BBBBBB"/>
+                <w:sz w:val="18"/>
+                <w:szCs w:val="18"/>
+              </w:rPr>
+              <w:t xml:space="preserve">____________________________</w:t>
+            </w:r>
+          </w:p>
+          <w:p>
+            <w:pPr>
+              <w:spacing w:after="50" w:before="0"/>
+            </w:pPr>
+            <w:r>
+              <w:rPr>
+                <w:color w:val="BBBBBB"/>
+                <w:sz w:val="18"/>
+                <w:szCs w:val="18"/>
+              </w:rPr>
+              <w:t xml:space="preserve">____________________________</w:t>
+            </w:r>
+          </w:p>
+        </w:tc>
+        <w:tc>
+          <w:tcPr>
+            <w:tcW w:type="dxa" w:w="3000"/>
+            <w:shd w:fill="FBF3E2" w:color="auto" w:val="clear"/>
+            <w:tcMar>
+              <w:top w:type="dxa" w:w="80"/>
+              <w:left w:type="dxa" w:w="100"/>
+              <w:bottom w:type="dxa" w:w="80"/>
+              <w:right w:type="dxa" w:w="100"/>
+            </w:tcMar>
+            <w:vAlign w:val="top"/>
+          </w:tcPr>
+          <w:p>
+            <w:pPr>
+              <w:spacing w:after="30" w:before="0"/>
+            </w:pPr>
+            <w:r>
+              <w:rPr>
+                <w:b/>
+                <w:bCs/>
+                <w:color w:val="0F2B3C"/>
+                <w:sz w:val="18"/>
+                <w:szCs w:val="18"/>
+              </w:rPr>
+              <w:t xml:space="preserve">Because... ________________</w:t>
+            </w:r>
+          </w:p>
+          <w:p>
+            <w:pPr>
+              <w:spacing w:after="50" w:before="0"/>
+            </w:pPr>
+            <w:r>
+              <w:rPr>
+                <w:color w:val="BBBBBB"/>
+                <w:sz w:val="18"/>
+                <w:szCs w:val="18"/>
+              </w:rPr>
+              <w:t xml:space="preserve">____________________________</w:t>
+            </w:r>
+          </w:p>
+          <w:p>
+            <w:pPr>
+              <w:spacing w:after="30" w:before="40"/>
+            </w:pPr>
+            <w:r>
+              <w:rPr>
+                <w:b/>
+                <w:bCs/>
+                <w:color w:val="1A6FB5"/>
+                <w:sz w:val="18"/>
+                <w:szCs w:val="18"/>
+              </w:rPr>
+              <w:t xml:space="preserve">Although... _______________</w:t>
+            </w:r>
+          </w:p>
+          <w:p>
+            <w:pPr>
+              <w:spacing w:after="50" w:before="0"/>
+            </w:pPr>
+            <w:r>
+              <w:rPr>
+                <w:color w:val="BBBBBB"/>
+                <w:sz w:val="18"/>
+                <w:szCs w:val="18"/>
+              </w:rPr>
+              <w:t xml:space="preserve">____________________________</w:t>
+            </w:r>
+          </w:p>
+          <w:p>
+            <w:pPr>
+              <w:spacing w:after="30" w:before="40"/>
+            </w:pPr>
+            <w:r>
+              <w:rPr>
+                <w:b/>
+                <w:bCs/>
+                <w:color w:val="7A5400"/>
+                <w:sz w:val="18"/>
+                <w:szCs w:val="18"/>
+              </w:rPr>
+              <w:t xml:space="preserve">Therefore... ______________</w:t>
+            </w:r>
+          </w:p>
+          <w:p>
+            <w:pPr>
+              <w:spacing w:after="50" w:before="0"/>
+            </w:pPr>
+            <w:r>
+              <w:rPr>
+                <w:color w:val="BBBBBB"/>
+                <w:sz w:val="18"/>
+                <w:szCs w:val="18"/>
+              </w:rPr>
+              <w:t xml:space="preserve">____________________________</w:t>
+            </w:r>
+          </w:p>
+        </w:tc>
+      </w:tr>
+    </w:tbl>
     <w:p>
       <w:pPr>
         <w:spacing w:after="60" w:before="0"/>
       </w:pPr>
       <w:r>
-        <w:rPr>
-          <w:i/>
-          <w:iCs/>
-          <w:color w:val="3F4D5C"/>
-          <w:sz w:val="20"/>
-          <w:szCs w:val="20"/>
-        </w:rPr>
-        <w:t xml:space="preserve">B. ¿Cuánto es 2.5 × 10?</w:t>
-      </w:r>
-    </w:p>
-    <w:p>
-      <w:pPr>
-        <w:spacing w:after="80" w:before="0"/>
-      </w:pPr>
-      <w:r>
-        <w:rPr>
-          <w:color w:val="BBBBBB"/>
-        </w:rPr>
-        <w:t xml:space="preserve">____________________________________________________</w:t>
-      </w:r>
-    </w:p>
-    <w:p>
-      <w:pPr>
-        <w:spacing w:after="40" w:before="0"/>
-      </w:pPr>
-      <w:r>
-        <w:rPr>
-          <w:sz w:val="22"/>
-          <w:szCs w:val="22"/>
-        </w:rPr>
-        <w:t xml:space="preserve">3.  How many minutes are in 1 hour?</w:t>
-      </w:r>
-    </w:p>
+        <w:t xml:space="preserve"/>
+      </w:r>
+    </w:p>
+    <w:tbl>
+      <w:tblPr>
+        <w:tblW w:type="dxa" w:w="9360"/>
+        <w:tblBorders>
+          <w:top w:val="single" w:color="C7D2DD" w:sz="6"/>
+          <w:left w:val="single" w:color="C7D2DD" w:sz="6"/>
+          <w:bottom w:val="single" w:color="C7D2DD" w:sz="6"/>
+          <w:right w:val="single" w:color="C7D2DD" w:sz="6"/>
+          <w:insideH w:val="single" w:color="C7D2DD" w:sz="6"/>
+          <w:insideV w:val="single" w:color="C7D2DD" w:sz="6"/>
+        </w:tblBorders>
+      </w:tblPr>
+      <w:tblGrid>
+        <w:gridCol w:w="2800"/>
+        <w:gridCol w:w="3560"/>
+        <w:gridCol w:w="3000"/>
+      </w:tblGrid>
+      <w:tr>
+        <w:trPr>
+          <w:cantSplit/>
+          <w:tblHeader/>
+        </w:trPr>
+        <w:tc>
+          <w:tcPr>
+            <w:tcW w:type="dxa" w:w="2800"/>
+            <w:shd w:fill="EEF4F8" w:color="auto" w:val="clear"/>
+            <w:tcMar>
+              <w:top w:type="dxa" w:w="60"/>
+              <w:left w:type="dxa" w:w="100"/>
+              <w:bottom w:type="dxa" w:w="60"/>
+              <w:right w:type="dxa" w:w="100"/>
+            </w:tcMar>
+          </w:tcPr>
+          <w:p>
+            <w:pPr>
+              <w:spacing w:after="0" w:before="0"/>
+            </w:pPr>
+            <w:r>
+              <w:rPr>
+                <w:b/>
+                <w:bCs/>
+                <w:color w:val="0F2B3C"/>
+                <w:sz w:val="16"/>
+                <w:szCs w:val="16"/>
+              </w:rPr>
+              <w:t xml:space="preserve">CORE PROBLEM / GIVEN REPRESENTATION</w:t>
+            </w:r>
+          </w:p>
+        </w:tc>
+        <w:tc>
+          <w:tcPr>
+            <w:tcW w:type="dxa" w:w="3560"/>
+            <w:shd w:fill="EEF4F8" w:color="auto" w:val="clear"/>
+            <w:tcMar>
+              <w:top w:type="dxa" w:w="60"/>
+              <w:left w:type="dxa" w:w="100"/>
+              <w:bottom w:type="dxa" w:w="60"/>
+              <w:right w:type="dxa" w:w="100"/>
+            </w:tcMar>
+          </w:tcPr>
+          <w:p>
+            <w:pPr>
+              <w:spacing w:after="0" w:before="0"/>
+            </w:pPr>
+            <w:r>
+              <w:rPr>
+                <w:b/>
+                <w:bCs/>
+                <w:color w:val="0F2B3C"/>
+                <w:sz w:val="16"/>
+                <w:szCs w:val="16"/>
+              </w:rPr>
+              <w:t xml:space="preserve">WORKING SPACE / CALCULATION STEPS</w:t>
+            </w:r>
+          </w:p>
+        </w:tc>
+        <w:tc>
+          <w:tcPr>
+            <w:tcW w:type="dxa" w:w="3000"/>
+            <w:shd w:fill="FBF3E2" w:color="auto" w:val="clear"/>
+            <w:tcMar>
+              <w:top w:type="dxa" w:w="60"/>
+              <w:left w:type="dxa" w:w="100"/>
+              <w:bottom w:type="dxa" w:w="60"/>
+              <w:right w:type="dxa" w:w="100"/>
+            </w:tcMar>
+          </w:tcPr>
+          <w:p>
+            <w:pPr>
+              <w:spacing w:after="0" w:before="0"/>
+            </w:pPr>
+            <w:r>
+              <w:rPr>
+                <w:b/>
+                <w:bCs/>
+                <w:color w:val="7A5400"/>
+                <w:sz w:val="16"/>
+                <w:szCs w:val="16"/>
+              </w:rPr>
+              <w:t xml:space="preserve">EXPLAIN YOUR REASONING</w:t>
+            </w:r>
+          </w:p>
+        </w:tc>
+      </w:tr>
+      <w:tr>
+        <w:trPr>
+          <w:cantSplit/>
+        </w:trPr>
+        <w:tc>
+          <w:tcPr>
+            <w:tcW w:type="dxa" w:w="2800"/>
+            <w:tcMar>
+              <w:top w:type="dxa" w:w="80"/>
+              <w:left w:type="dxa" w:w="100"/>
+              <w:bottom w:type="dxa" w:w="80"/>
+              <w:right w:type="dxa" w:w="100"/>
+            </w:tcMar>
+            <w:vAlign w:val="top"/>
+          </w:tcPr>
+          <w:p>
+            <w:pPr>
+              <w:spacing w:after="40" w:before="0"/>
+            </w:pPr>
+            <w:r>
+              <w:rPr>
+                <w:b/>
+                <w:bCs/>
+                <w:color w:val="0F2B3C"/>
+                <w:sz w:val="20"/>
+                <w:szCs w:val="20"/>
+              </w:rPr>
+              <w:t xml:space="preserve">3.  How many minutes are in 1 hour?</w:t>
+            </w:r>
+          </w:p>
+          <w:p>
+            <w:pPr>
+              <w:spacing w:after="40" w:before="0"/>
+            </w:pPr>
+            <w:r>
+              <w:rPr>
+                <w:i/>
+                <w:iCs/>
+                <w:color w:val="3F4D5C"/>
+                <w:sz w:val="20"/>
+                <w:szCs w:val="20"/>
+              </w:rPr>
+              <w:t xml:space="preserve">C. ¿Cuántos minutos hay en 1 hora?</w:t>
+            </w:r>
+          </w:p>
+        </w:tc>
+        <w:tc>
+          <w:tcPr>
+            <w:tcW w:type="dxa" w:w="3560"/>
+            <w:tcMar>
+              <w:top w:type="dxa" w:w="80"/>
+              <w:left w:type="dxa" w:w="100"/>
+              <w:bottom w:type="dxa" w:w="80"/>
+              <w:right w:type="dxa" w:w="100"/>
+            </w:tcMar>
+            <w:vAlign w:val="top"/>
+          </w:tcPr>
+          <w:p>
+            <w:pPr>
+              <w:spacing w:after="50" w:before="0"/>
+            </w:pPr>
+            <w:r>
+              <w:rPr>
+                <w:color w:val="BBBBBB"/>
+                <w:sz w:val="18"/>
+                <w:szCs w:val="18"/>
+              </w:rPr>
+              <w:t xml:space="preserve">____________________________</w:t>
+            </w:r>
+          </w:p>
+          <w:p>
+            <w:pPr>
+              <w:spacing w:after="50" w:before="0"/>
+            </w:pPr>
+            <w:r>
+              <w:rPr>
+                <w:color w:val="BBBBBB"/>
+                <w:sz w:val="18"/>
+                <w:szCs w:val="18"/>
+              </w:rPr>
+              <w:t xml:space="preserve">____________________________</w:t>
+            </w:r>
+          </w:p>
+          <w:p>
+            <w:pPr>
+              <w:spacing w:after="50" w:before="0"/>
+            </w:pPr>
+            <w:r>
+              <w:rPr>
+                <w:color w:val="BBBBBB"/>
+                <w:sz w:val="18"/>
+                <w:szCs w:val="18"/>
+              </w:rPr>
+              <w:t xml:space="preserve">____________________________</w:t>
+            </w:r>
+          </w:p>
+          <w:p>
+            <w:pPr>
+              <w:spacing w:after="50" w:before="0"/>
+            </w:pPr>
+            <w:r>
+              <w:rPr>
+                <w:color w:val="BBBBBB"/>
+                <w:sz w:val="18"/>
+                <w:szCs w:val="18"/>
+              </w:rPr>
+              <w:t xml:space="preserve">____________________________</w:t>
+            </w:r>
+          </w:p>
+        </w:tc>
+        <w:tc>
+          <w:tcPr>
+            <w:tcW w:type="dxa" w:w="3000"/>
+            <w:shd w:fill="FBF3E2" w:color="auto" w:val="clear"/>
+            <w:tcMar>
+              <w:top w:type="dxa" w:w="80"/>
+              <w:left w:type="dxa" w:w="100"/>
+              <w:bottom w:type="dxa" w:w="80"/>
+              <w:right w:type="dxa" w:w="100"/>
+            </w:tcMar>
+            <w:vAlign w:val="top"/>
+          </w:tcPr>
+          <w:p>
+            <w:pPr>
+              <w:spacing w:after="30" w:before="0"/>
+            </w:pPr>
+            <w:r>
+              <w:rPr>
+                <w:b/>
+                <w:bCs/>
+                <w:color w:val="0F2B3C"/>
+                <w:sz w:val="18"/>
+                <w:szCs w:val="18"/>
+              </w:rPr>
+              <w:t xml:space="preserve">Because... ________________</w:t>
+            </w:r>
+          </w:p>
+          <w:p>
+            <w:pPr>
+              <w:spacing w:after="50" w:before="0"/>
+            </w:pPr>
+            <w:r>
+              <w:rPr>
+                <w:color w:val="BBBBBB"/>
+                <w:sz w:val="18"/>
+                <w:szCs w:val="18"/>
+              </w:rPr>
+              <w:t xml:space="preserve">____________________________</w:t>
+            </w:r>
+          </w:p>
+          <w:p>
+            <w:pPr>
+              <w:spacing w:after="30" w:before="40"/>
+            </w:pPr>
+            <w:r>
+              <w:rPr>
+                <w:b/>
+                <w:bCs/>
+                <w:color w:val="1A6FB5"/>
+                <w:sz w:val="18"/>
+                <w:szCs w:val="18"/>
+              </w:rPr>
+              <w:t xml:space="preserve">Although... _______________</w:t>
+            </w:r>
+          </w:p>
+          <w:p>
+            <w:pPr>
+              <w:spacing w:after="50" w:before="0"/>
+            </w:pPr>
+            <w:r>
+              <w:rPr>
+                <w:color w:val="BBBBBB"/>
+                <w:sz w:val="18"/>
+                <w:szCs w:val="18"/>
+              </w:rPr>
+              <w:t xml:space="preserve">____________________________</w:t>
+            </w:r>
+          </w:p>
+          <w:p>
+            <w:pPr>
+              <w:spacing w:after="30" w:before="40"/>
+            </w:pPr>
+            <w:r>
+              <w:rPr>
+                <w:b/>
+                <w:bCs/>
+                <w:color w:val="7A5400"/>
+                <w:sz w:val="18"/>
+                <w:szCs w:val="18"/>
+              </w:rPr>
+              <w:t xml:space="preserve">Therefore... ______________</w:t>
+            </w:r>
+          </w:p>
+          <w:p>
+            <w:pPr>
+              <w:spacing w:after="50" w:before="0"/>
+            </w:pPr>
+            <w:r>
+              <w:rPr>
+                <w:color w:val="BBBBBB"/>
+                <w:sz w:val="18"/>
+                <w:szCs w:val="18"/>
+              </w:rPr>
+              <w:t xml:space="preserve">____________________________</w:t>
+            </w:r>
+          </w:p>
+        </w:tc>
+      </w:tr>
+    </w:tbl>
     <w:p>
       <w:pPr>
         <w:spacing w:after="60" w:before="0"/>
       </w:pPr>
       <w:r>
-        <w:rPr>
-          <w:i/>
-          <w:iCs/>
-          <w:color w:val="3F4D5C"/>
-          <w:sz w:val="20"/>
-          <w:szCs w:val="20"/>
-        </w:rPr>
-        <w:t xml:space="preserve">C. ¿Cuántos minutos hay en 1 hora?</w:t>
-      </w:r>
-    </w:p>
-    <w:p>
-      <w:pPr>
-        <w:spacing w:after="80" w:before="0"/>
-      </w:pPr>
-      <w:r>
-        <w:rPr>
-          <w:color w:val="BBBBBB"/>
-        </w:rPr>
-        <w:t xml:space="preserve">____________________________________________________</w:t>
-      </w:r>
-    </w:p>
-    <w:p>
-      <w:pPr>
-        <w:spacing w:after="40" w:before="0"/>
-      </w:pPr>
-      <w:r>
-        <w:rPr>
-          <w:sz w:val="22"/>
-          <w:szCs w:val="22"/>
-        </w:rPr>
-        <w:t xml:space="preserve">4.  What is 40 ÷ 8?</w:t>
-      </w:r>
-    </w:p>
+        <w:t xml:space="preserve"/>
+      </w:r>
+    </w:p>
+    <w:tbl>
+      <w:tblPr>
+        <w:tblW w:type="dxa" w:w="9360"/>
+        <w:tblBorders>
+          <w:top w:val="single" w:color="C7D2DD" w:sz="6"/>
+          <w:left w:val="single" w:color="C7D2DD" w:sz="6"/>
+          <w:bottom w:val="single" w:color="C7D2DD" w:sz="6"/>
+          <w:right w:val="single" w:color="C7D2DD" w:sz="6"/>
+          <w:insideH w:val="single" w:color="C7D2DD" w:sz="6"/>
+          <w:insideV w:val="single" w:color="C7D2DD" w:sz="6"/>
+        </w:tblBorders>
+      </w:tblPr>
+      <w:tblGrid>
+        <w:gridCol w:w="2800"/>
+        <w:gridCol w:w="3560"/>
+        <w:gridCol w:w="3000"/>
+      </w:tblGrid>
+      <w:tr>
+        <w:trPr>
+          <w:cantSplit/>
+          <w:tblHeader/>
+        </w:trPr>
+        <w:tc>
+          <w:tcPr>
+            <w:tcW w:type="dxa" w:w="2800"/>
+            <w:shd w:fill="EEF4F8" w:color="auto" w:val="clear"/>
+            <w:tcMar>
+              <w:top w:type="dxa" w:w="60"/>
+              <w:left w:type="dxa" w:w="100"/>
+              <w:bottom w:type="dxa" w:w="60"/>
+              <w:right w:type="dxa" w:w="100"/>
+            </w:tcMar>
+          </w:tcPr>
+          <w:p>
+            <w:pPr>
+              <w:spacing w:after="0" w:before="0"/>
+            </w:pPr>
+            <w:r>
+              <w:rPr>
+                <w:b/>
+                <w:bCs/>
+                <w:color w:val="0F2B3C"/>
+                <w:sz w:val="16"/>
+                <w:szCs w:val="16"/>
+              </w:rPr>
+              <w:t xml:space="preserve">CORE PROBLEM / GIVEN REPRESENTATION</w:t>
+            </w:r>
+          </w:p>
+        </w:tc>
+        <w:tc>
+          <w:tcPr>
+            <w:tcW w:type="dxa" w:w="3560"/>
+            <w:shd w:fill="EEF4F8" w:color="auto" w:val="clear"/>
+            <w:tcMar>
+              <w:top w:type="dxa" w:w="60"/>
+              <w:left w:type="dxa" w:w="100"/>
+              <w:bottom w:type="dxa" w:w="60"/>
+              <w:right w:type="dxa" w:w="100"/>
+            </w:tcMar>
+          </w:tcPr>
+          <w:p>
+            <w:pPr>
+              <w:spacing w:after="0" w:before="0"/>
+            </w:pPr>
+            <w:r>
+              <w:rPr>
+                <w:b/>
+                <w:bCs/>
+                <w:color w:val="0F2B3C"/>
+                <w:sz w:val="16"/>
+                <w:szCs w:val="16"/>
+              </w:rPr>
+              <w:t xml:space="preserve">WORKING SPACE / CALCULATION STEPS</w:t>
+            </w:r>
+          </w:p>
+        </w:tc>
+        <w:tc>
+          <w:tcPr>
+            <w:tcW w:type="dxa" w:w="3000"/>
+            <w:shd w:fill="FBF3E2" w:color="auto" w:val="clear"/>
+            <w:tcMar>
+              <w:top w:type="dxa" w:w="60"/>
+              <w:left w:type="dxa" w:w="100"/>
+              <w:bottom w:type="dxa" w:w="60"/>
+              <w:right w:type="dxa" w:w="100"/>
+            </w:tcMar>
+          </w:tcPr>
+          <w:p>
+            <w:pPr>
+              <w:spacing w:after="0" w:before="0"/>
+            </w:pPr>
+            <w:r>
+              <w:rPr>
+                <w:b/>
+                <w:bCs/>
+                <w:color w:val="7A5400"/>
+                <w:sz w:val="16"/>
+                <w:szCs w:val="16"/>
+              </w:rPr>
+              <w:t xml:space="preserve">EXPLAIN YOUR REASONING</w:t>
+            </w:r>
+          </w:p>
+        </w:tc>
+      </w:tr>
+      <w:tr>
+        <w:trPr>
+          <w:cantSplit/>
+        </w:trPr>
+        <w:tc>
+          <w:tcPr>
+            <w:tcW w:type="dxa" w:w="2800"/>
+            <w:tcMar>
+              <w:top w:type="dxa" w:w="80"/>
+              <w:left w:type="dxa" w:w="100"/>
+              <w:bottom w:type="dxa" w:w="80"/>
+              <w:right w:type="dxa" w:w="100"/>
+            </w:tcMar>
+            <w:vAlign w:val="top"/>
+          </w:tcPr>
+          <w:p>
+            <w:pPr>
+              <w:spacing w:after="40" w:before="0"/>
+            </w:pPr>
+            <w:r>
+              <w:rPr>
+                <w:b/>
+                <w:bCs/>
+                <w:color w:val="0F2B3C"/>
+                <w:sz w:val="20"/>
+                <w:szCs w:val="20"/>
+              </w:rPr>
+              <w:t xml:space="preserve">4.  What is 40 ÷ 8?</w:t>
+            </w:r>
+          </w:p>
+          <w:p>
+            <w:pPr>
+              <w:spacing w:after="40" w:before="0"/>
+            </w:pPr>
+            <w:r>
+              <w:rPr>
+                <w:i/>
+                <w:iCs/>
+                <w:color w:val="3F4D5C"/>
+                <w:sz w:val="20"/>
+                <w:szCs w:val="20"/>
+              </w:rPr>
+              <w:t xml:space="preserve">D. ¿Cuánto es 40 ÷ 8?</w:t>
+            </w:r>
+          </w:p>
+          <w:p>
+            <w:pPr>
+              <w:spacing w:after="0" w:before="0"/>
+            </w:pPr>
+            <w:r>
+              <w:rPr>
+                <w:color w:val="5E6E7E"/>
+                <w:sz w:val="18"/>
+                <w:szCs w:val="18"/>
+              </w:rPr>
+              <w:t xml:space="preserve">Choices: 5   /   32   /   48   /   320</w:t>
+            </w:r>
+          </w:p>
+        </w:tc>
+        <w:tc>
+          <w:tcPr>
+            <w:tcW w:type="dxa" w:w="3560"/>
+            <w:tcMar>
+              <w:top w:type="dxa" w:w="80"/>
+              <w:left w:type="dxa" w:w="100"/>
+              <w:bottom w:type="dxa" w:w="80"/>
+              <w:right w:type="dxa" w:w="100"/>
+            </w:tcMar>
+            <w:vAlign w:val="top"/>
+          </w:tcPr>
+          <w:p>
+            <w:pPr>
+              <w:spacing w:after="50" w:before="0"/>
+            </w:pPr>
+            <w:r>
+              <w:rPr>
+                <w:color w:val="BBBBBB"/>
+                <w:sz w:val="18"/>
+                <w:szCs w:val="18"/>
+              </w:rPr>
+              <w:t xml:space="preserve">____________________________</w:t>
+            </w:r>
+          </w:p>
+          <w:p>
+            <w:pPr>
+              <w:spacing w:after="50" w:before="0"/>
+            </w:pPr>
+            <w:r>
+              <w:rPr>
+                <w:color w:val="BBBBBB"/>
+                <w:sz w:val="18"/>
+                <w:szCs w:val="18"/>
+              </w:rPr>
+              <w:t xml:space="preserve">____________________________</w:t>
+            </w:r>
+          </w:p>
+          <w:p>
+            <w:pPr>
+              <w:spacing w:after="50" w:before="0"/>
+            </w:pPr>
+            <w:r>
+              <w:rPr>
+                <w:color w:val="BBBBBB"/>
+                <w:sz w:val="18"/>
+                <w:szCs w:val="18"/>
+              </w:rPr>
+              <w:t xml:space="preserve">____________________________</w:t>
+            </w:r>
+          </w:p>
+          <w:p>
+            <w:pPr>
+              <w:spacing w:after="50" w:before="0"/>
+            </w:pPr>
+            <w:r>
+              <w:rPr>
+                <w:color w:val="BBBBBB"/>
+                <w:sz w:val="18"/>
+                <w:szCs w:val="18"/>
+              </w:rPr>
+              <w:t xml:space="preserve">____________________________</w:t>
+            </w:r>
+          </w:p>
+        </w:tc>
+        <w:tc>
+          <w:tcPr>
+            <w:tcW w:type="dxa" w:w="3000"/>
+            <w:shd w:fill="FBF3E2" w:color="auto" w:val="clear"/>
+            <w:tcMar>
+              <w:top w:type="dxa" w:w="80"/>
+              <w:left w:type="dxa" w:w="100"/>
+              <w:bottom w:type="dxa" w:w="80"/>
+              <w:right w:type="dxa" w:w="100"/>
+            </w:tcMar>
+            <w:vAlign w:val="top"/>
+          </w:tcPr>
+          <w:p>
+            <w:pPr>
+              <w:spacing w:after="30" w:before="0"/>
+            </w:pPr>
+            <w:r>
+              <w:rPr>
+                <w:b/>
+                <w:bCs/>
+                <w:color w:val="0F2B3C"/>
+                <w:sz w:val="18"/>
+                <w:szCs w:val="18"/>
+              </w:rPr>
+              <w:t xml:space="preserve">Because... ________________</w:t>
+            </w:r>
+          </w:p>
+          <w:p>
+            <w:pPr>
+              <w:spacing w:after="50" w:before="0"/>
+            </w:pPr>
+            <w:r>
+              <w:rPr>
+                <w:color w:val="BBBBBB"/>
+                <w:sz w:val="18"/>
+                <w:szCs w:val="18"/>
+              </w:rPr>
+              <w:t xml:space="preserve">____________________________</w:t>
+            </w:r>
+          </w:p>
+          <w:p>
+            <w:pPr>
+              <w:spacing w:after="30" w:before="40"/>
+            </w:pPr>
+            <w:r>
+              <w:rPr>
+                <w:b/>
+                <w:bCs/>
+                <w:color w:val="1A6FB5"/>
+                <w:sz w:val="18"/>
+                <w:szCs w:val="18"/>
+              </w:rPr>
+              <w:t xml:space="preserve">Although... _______________</w:t>
+            </w:r>
+          </w:p>
+          <w:p>
+            <w:pPr>
+              <w:spacing w:after="50" w:before="0"/>
+            </w:pPr>
+            <w:r>
+              <w:rPr>
+                <w:color w:val="BBBBBB"/>
+                <w:sz w:val="18"/>
+                <w:szCs w:val="18"/>
+              </w:rPr>
+              <w:t xml:space="preserve">____________________________</w:t>
+            </w:r>
+          </w:p>
+          <w:p>
+            <w:pPr>
+              <w:spacing w:after="30" w:before="40"/>
+            </w:pPr>
+            <w:r>
+              <w:rPr>
+                <w:b/>
+                <w:bCs/>
+                <w:color w:val="7A5400"/>
+                <w:sz w:val="18"/>
+                <w:szCs w:val="18"/>
+              </w:rPr>
+              <w:t xml:space="preserve">Therefore... ______________</w:t>
+            </w:r>
+          </w:p>
+          <w:p>
+            <w:pPr>
+              <w:spacing w:after="50" w:before="0"/>
+            </w:pPr>
+            <w:r>
+              <w:rPr>
+                <w:color w:val="BBBBBB"/>
+                <w:sz w:val="18"/>
+                <w:szCs w:val="18"/>
+              </w:rPr>
+              <w:t xml:space="preserve">____________________________</w:t>
+            </w:r>
+          </w:p>
+        </w:tc>
+      </w:tr>
+    </w:tbl>
     <w:p>
       <w:pPr>
         <w:spacing w:after="60" w:before="0"/>
       </w:pPr>
       <w:r>
-        <w:rPr>
-          <w:i/>
-          <w:iCs/>
-          <w:color w:val="3F4D5C"/>
-          <w:sz w:val="20"/>
-          <w:szCs w:val="20"/>
-        </w:rPr>
-        <w:t xml:space="preserve">D. ¿Cuánto es 40 ÷ 8?</w:t>
-      </w:r>
-    </w:p>
-    <w:p>
-      <w:pPr>
-        <w:spacing w:after="40" w:before="0"/>
-      </w:pPr>
-      <w:r>
-        <w:rPr>
-          <w:color w:val="5E6E7E"/>
-          <w:sz w:val="20"/>
-          <w:szCs w:val="20"/>
-        </w:rPr>
-        <w:t xml:space="preserve">     choices: 5   /   32   /   48   /   320</w:t>
-      </w:r>
-    </w:p>
-    <w:p>
-      <w:pPr>
-        <w:spacing w:after="80" w:before="0"/>
-      </w:pPr>
-      <w:r>
-        <w:rPr>
-          <w:color w:val="BBBBBB"/>
-        </w:rPr>
-        <w:t xml:space="preserve">____________________________________________________</w:t>
+        <w:t xml:space="preserve"/>
       </w:r>
     </w:p>
     <w:p>
@@ -366,169 +2336,1301 @@
         <w:t xml:space="preserve">Usa números más grandes con las mismas ideas.</w:t>
       </w:r>
     </w:p>
-    <w:p>
-      <w:pPr>
-        <w:spacing w:after="40" w:before="0"/>
-      </w:pPr>
-      <w:r>
-        <w:rPr>
-          <w:sz w:val="22"/>
-          <w:szCs w:val="22"/>
-        </w:rPr>
-        <w:t xml:space="preserve">1.  What is 1.25 × 100?</w:t>
-      </w:r>
-    </w:p>
+    <w:tbl>
+      <w:tblPr>
+        <w:tblW w:type="dxa" w:w="9360"/>
+        <w:tblBorders>
+          <w:top w:val="single" w:color="C7D2DD" w:sz="6"/>
+          <w:left w:val="single" w:color="C7D2DD" w:sz="6"/>
+          <w:bottom w:val="single" w:color="C7D2DD" w:sz="6"/>
+          <w:right w:val="single" w:color="C7D2DD" w:sz="6"/>
+          <w:insideH w:val="single" w:color="C7D2DD" w:sz="6"/>
+          <w:insideV w:val="single" w:color="C7D2DD" w:sz="6"/>
+        </w:tblBorders>
+      </w:tblPr>
+      <w:tblGrid>
+        <w:gridCol w:w="2800"/>
+        <w:gridCol w:w="3560"/>
+        <w:gridCol w:w="3000"/>
+      </w:tblGrid>
+      <w:tr>
+        <w:trPr>
+          <w:cantSplit/>
+          <w:tblHeader/>
+        </w:trPr>
+        <w:tc>
+          <w:tcPr>
+            <w:tcW w:type="dxa" w:w="2800"/>
+            <w:shd w:fill="EEF4F8" w:color="auto" w:val="clear"/>
+            <w:tcMar>
+              <w:top w:type="dxa" w:w="60"/>
+              <w:left w:type="dxa" w:w="100"/>
+              <w:bottom w:type="dxa" w:w="60"/>
+              <w:right w:type="dxa" w:w="100"/>
+            </w:tcMar>
+          </w:tcPr>
+          <w:p>
+            <w:pPr>
+              <w:spacing w:after="0" w:before="0"/>
+            </w:pPr>
+            <w:r>
+              <w:rPr>
+                <w:b/>
+                <w:bCs/>
+                <w:color w:val="0F2B3C"/>
+                <w:sz w:val="16"/>
+                <w:szCs w:val="16"/>
+              </w:rPr>
+              <w:t xml:space="preserve">CORE PROBLEM / GIVEN REPRESENTATION</w:t>
+            </w:r>
+          </w:p>
+        </w:tc>
+        <w:tc>
+          <w:tcPr>
+            <w:tcW w:type="dxa" w:w="3560"/>
+            <w:shd w:fill="EEF4F8" w:color="auto" w:val="clear"/>
+            <w:tcMar>
+              <w:top w:type="dxa" w:w="60"/>
+              <w:left w:type="dxa" w:w="100"/>
+              <w:bottom w:type="dxa" w:w="60"/>
+              <w:right w:type="dxa" w:w="100"/>
+            </w:tcMar>
+          </w:tcPr>
+          <w:p>
+            <w:pPr>
+              <w:spacing w:after="0" w:before="0"/>
+            </w:pPr>
+            <w:r>
+              <w:rPr>
+                <w:b/>
+                <w:bCs/>
+                <w:color w:val="0F2B3C"/>
+                <w:sz w:val="16"/>
+                <w:szCs w:val="16"/>
+              </w:rPr>
+              <w:t xml:space="preserve">WORKING SPACE / CALCULATION STEPS</w:t>
+            </w:r>
+          </w:p>
+        </w:tc>
+        <w:tc>
+          <w:tcPr>
+            <w:tcW w:type="dxa" w:w="3000"/>
+            <w:shd w:fill="FBF3E2" w:color="auto" w:val="clear"/>
+            <w:tcMar>
+              <w:top w:type="dxa" w:w="60"/>
+              <w:left w:type="dxa" w:w="100"/>
+              <w:bottom w:type="dxa" w:w="60"/>
+              <w:right w:type="dxa" w:w="100"/>
+            </w:tcMar>
+          </w:tcPr>
+          <w:p>
+            <w:pPr>
+              <w:spacing w:after="0" w:before="0"/>
+            </w:pPr>
+            <w:r>
+              <w:rPr>
+                <w:b/>
+                <w:bCs/>
+                <w:color w:val="7A5400"/>
+                <w:sz w:val="16"/>
+                <w:szCs w:val="16"/>
+              </w:rPr>
+              <w:t xml:space="preserve">EXPLAIN YOUR REASONING</w:t>
+            </w:r>
+          </w:p>
+        </w:tc>
+      </w:tr>
+      <w:tr>
+        <w:trPr>
+          <w:cantSplit/>
+        </w:trPr>
+        <w:tc>
+          <w:tcPr>
+            <w:tcW w:type="dxa" w:w="2800"/>
+            <w:tcMar>
+              <w:top w:type="dxa" w:w="80"/>
+              <w:left w:type="dxa" w:w="100"/>
+              <w:bottom w:type="dxa" w:w="80"/>
+              <w:right w:type="dxa" w:w="100"/>
+            </w:tcMar>
+            <w:vAlign w:val="top"/>
+          </w:tcPr>
+          <w:p>
+            <w:pPr>
+              <w:spacing w:after="40" w:before="0"/>
+            </w:pPr>
+            <w:r>
+              <w:rPr>
+                <w:b/>
+                <w:bCs/>
+                <w:color w:val="0F2B3C"/>
+                <w:sz w:val="20"/>
+                <w:szCs w:val="20"/>
+              </w:rPr>
+              <w:t xml:space="preserve">1.  What is 1.25 × 100?</w:t>
+            </w:r>
+          </w:p>
+          <w:p>
+            <w:pPr>
+              <w:spacing w:after="40" w:before="0"/>
+            </w:pPr>
+            <w:r>
+              <w:rPr>
+                <w:i/>
+                <w:iCs/>
+                <w:color w:val="3F4D5C"/>
+                <w:sz w:val="20"/>
+                <w:szCs w:val="20"/>
+              </w:rPr>
+              <w:t xml:space="preserve">A. ¿Cuánto es 1.25 × 100?</w:t>
+            </w:r>
+          </w:p>
+        </w:tc>
+        <w:tc>
+          <w:tcPr>
+            <w:tcW w:type="dxa" w:w="3560"/>
+            <w:tcMar>
+              <w:top w:type="dxa" w:w="80"/>
+              <w:left w:type="dxa" w:w="100"/>
+              <w:bottom w:type="dxa" w:w="80"/>
+              <w:right w:type="dxa" w:w="100"/>
+            </w:tcMar>
+            <w:vAlign w:val="top"/>
+          </w:tcPr>
+          <w:p>
+            <w:pPr>
+              <w:spacing w:after="50" w:before="0"/>
+            </w:pPr>
+            <w:r>
+              <w:rPr>
+                <w:color w:val="BBBBBB"/>
+                <w:sz w:val="18"/>
+                <w:szCs w:val="18"/>
+              </w:rPr>
+              <w:t xml:space="preserve">____________________________</w:t>
+            </w:r>
+          </w:p>
+          <w:p>
+            <w:pPr>
+              <w:spacing w:after="50" w:before="0"/>
+            </w:pPr>
+            <w:r>
+              <w:rPr>
+                <w:color w:val="BBBBBB"/>
+                <w:sz w:val="18"/>
+                <w:szCs w:val="18"/>
+              </w:rPr>
+              <w:t xml:space="preserve">____________________________</w:t>
+            </w:r>
+          </w:p>
+          <w:p>
+            <w:pPr>
+              <w:spacing w:after="50" w:before="0"/>
+            </w:pPr>
+            <w:r>
+              <w:rPr>
+                <w:color w:val="BBBBBB"/>
+                <w:sz w:val="18"/>
+                <w:szCs w:val="18"/>
+              </w:rPr>
+              <w:t xml:space="preserve">____________________________</w:t>
+            </w:r>
+          </w:p>
+          <w:p>
+            <w:pPr>
+              <w:spacing w:after="50" w:before="0"/>
+            </w:pPr>
+            <w:r>
+              <w:rPr>
+                <w:color w:val="BBBBBB"/>
+                <w:sz w:val="18"/>
+                <w:szCs w:val="18"/>
+              </w:rPr>
+              <w:t xml:space="preserve">____________________________</w:t>
+            </w:r>
+          </w:p>
+        </w:tc>
+        <w:tc>
+          <w:tcPr>
+            <w:tcW w:type="dxa" w:w="3000"/>
+            <w:shd w:fill="FBF3E2" w:color="auto" w:val="clear"/>
+            <w:tcMar>
+              <w:top w:type="dxa" w:w="80"/>
+              <w:left w:type="dxa" w:w="100"/>
+              <w:bottom w:type="dxa" w:w="80"/>
+              <w:right w:type="dxa" w:w="100"/>
+            </w:tcMar>
+            <w:vAlign w:val="top"/>
+          </w:tcPr>
+          <w:p>
+            <w:pPr>
+              <w:spacing w:after="30" w:before="0"/>
+            </w:pPr>
+            <w:r>
+              <w:rPr>
+                <w:b/>
+                <w:bCs/>
+                <w:color w:val="0F2B3C"/>
+                <w:sz w:val="18"/>
+                <w:szCs w:val="18"/>
+              </w:rPr>
+              <w:t xml:space="preserve">Because... ________________</w:t>
+            </w:r>
+          </w:p>
+          <w:p>
+            <w:pPr>
+              <w:spacing w:after="50" w:before="0"/>
+            </w:pPr>
+            <w:r>
+              <w:rPr>
+                <w:color w:val="BBBBBB"/>
+                <w:sz w:val="18"/>
+                <w:szCs w:val="18"/>
+              </w:rPr>
+              <w:t xml:space="preserve">____________________________</w:t>
+            </w:r>
+          </w:p>
+          <w:p>
+            <w:pPr>
+              <w:spacing w:after="30" w:before="40"/>
+            </w:pPr>
+            <w:r>
+              <w:rPr>
+                <w:b/>
+                <w:bCs/>
+                <w:color w:val="1A6FB5"/>
+                <w:sz w:val="18"/>
+                <w:szCs w:val="18"/>
+              </w:rPr>
+              <w:t xml:space="preserve">Although... _______________</w:t>
+            </w:r>
+          </w:p>
+          <w:p>
+            <w:pPr>
+              <w:spacing w:after="50" w:before="0"/>
+            </w:pPr>
+            <w:r>
+              <w:rPr>
+                <w:color w:val="BBBBBB"/>
+                <w:sz w:val="18"/>
+                <w:szCs w:val="18"/>
+              </w:rPr>
+              <w:t xml:space="preserve">____________________________</w:t>
+            </w:r>
+          </w:p>
+          <w:p>
+            <w:pPr>
+              <w:spacing w:after="30" w:before="40"/>
+            </w:pPr>
+            <w:r>
+              <w:rPr>
+                <w:b/>
+                <w:bCs/>
+                <w:color w:val="7A5400"/>
+                <w:sz w:val="18"/>
+                <w:szCs w:val="18"/>
+              </w:rPr>
+              <w:t xml:space="preserve">Therefore... ______________</w:t>
+            </w:r>
+          </w:p>
+          <w:p>
+            <w:pPr>
+              <w:spacing w:after="50" w:before="0"/>
+            </w:pPr>
+            <w:r>
+              <w:rPr>
+                <w:color w:val="BBBBBB"/>
+                <w:sz w:val="18"/>
+                <w:szCs w:val="18"/>
+              </w:rPr>
+              <w:t xml:space="preserve">____________________________</w:t>
+            </w:r>
+          </w:p>
+        </w:tc>
+      </w:tr>
+    </w:tbl>
     <w:p>
       <w:pPr>
         <w:spacing w:after="60" w:before="0"/>
       </w:pPr>
       <w:r>
-        <w:rPr>
-          <w:i/>
-          <w:iCs/>
-          <w:color w:val="3F4D5C"/>
-          <w:sz w:val="20"/>
-          <w:szCs w:val="20"/>
-        </w:rPr>
-        <w:t xml:space="preserve">A. ¿Cuánto es 1.25 × 100?</w:t>
-      </w:r>
-    </w:p>
-    <w:p>
-      <w:pPr>
-        <w:spacing w:after="80" w:before="0"/>
-      </w:pPr>
-      <w:r>
-        <w:rPr>
-          <w:color w:val="BBBBBB"/>
-        </w:rPr>
-        <w:t xml:space="preserve">____________________________________________________</w:t>
-      </w:r>
-    </w:p>
-    <w:p>
-      <w:pPr>
-        <w:spacing w:after="40" w:before="0"/>
-      </w:pPr>
-      <w:r>
-        <w:rPr>
-          <w:sz w:val="22"/>
-          <w:szCs w:val="22"/>
-        </w:rPr>
-        <w:t xml:space="preserve">2.  What is 4,000 ÷ 80?</w:t>
-      </w:r>
-    </w:p>
+        <w:t xml:space="preserve"/>
+      </w:r>
+    </w:p>
+    <w:tbl>
+      <w:tblPr>
+        <w:tblW w:type="dxa" w:w="9360"/>
+        <w:tblBorders>
+          <w:top w:val="single" w:color="C7D2DD" w:sz="6"/>
+          <w:left w:val="single" w:color="C7D2DD" w:sz="6"/>
+          <w:bottom w:val="single" w:color="C7D2DD" w:sz="6"/>
+          <w:right w:val="single" w:color="C7D2DD" w:sz="6"/>
+          <w:insideH w:val="single" w:color="C7D2DD" w:sz="6"/>
+          <w:insideV w:val="single" w:color="C7D2DD" w:sz="6"/>
+        </w:tblBorders>
+      </w:tblPr>
+      <w:tblGrid>
+        <w:gridCol w:w="2800"/>
+        <w:gridCol w:w="3560"/>
+        <w:gridCol w:w="3000"/>
+      </w:tblGrid>
+      <w:tr>
+        <w:trPr>
+          <w:cantSplit/>
+          <w:tblHeader/>
+        </w:trPr>
+        <w:tc>
+          <w:tcPr>
+            <w:tcW w:type="dxa" w:w="2800"/>
+            <w:shd w:fill="EEF4F8" w:color="auto" w:val="clear"/>
+            <w:tcMar>
+              <w:top w:type="dxa" w:w="60"/>
+              <w:left w:type="dxa" w:w="100"/>
+              <w:bottom w:type="dxa" w:w="60"/>
+              <w:right w:type="dxa" w:w="100"/>
+            </w:tcMar>
+          </w:tcPr>
+          <w:p>
+            <w:pPr>
+              <w:spacing w:after="0" w:before="0"/>
+            </w:pPr>
+            <w:r>
+              <w:rPr>
+                <w:b/>
+                <w:bCs/>
+                <w:color w:val="0F2B3C"/>
+                <w:sz w:val="16"/>
+                <w:szCs w:val="16"/>
+              </w:rPr>
+              <w:t xml:space="preserve">CORE PROBLEM / GIVEN REPRESENTATION</w:t>
+            </w:r>
+          </w:p>
+        </w:tc>
+        <w:tc>
+          <w:tcPr>
+            <w:tcW w:type="dxa" w:w="3560"/>
+            <w:shd w:fill="EEF4F8" w:color="auto" w:val="clear"/>
+            <w:tcMar>
+              <w:top w:type="dxa" w:w="60"/>
+              <w:left w:type="dxa" w:w="100"/>
+              <w:bottom w:type="dxa" w:w="60"/>
+              <w:right w:type="dxa" w:w="100"/>
+            </w:tcMar>
+          </w:tcPr>
+          <w:p>
+            <w:pPr>
+              <w:spacing w:after="0" w:before="0"/>
+            </w:pPr>
+            <w:r>
+              <w:rPr>
+                <w:b/>
+                <w:bCs/>
+                <w:color w:val="0F2B3C"/>
+                <w:sz w:val="16"/>
+                <w:szCs w:val="16"/>
+              </w:rPr>
+              <w:t xml:space="preserve">WORKING SPACE / CALCULATION STEPS</w:t>
+            </w:r>
+          </w:p>
+        </w:tc>
+        <w:tc>
+          <w:tcPr>
+            <w:tcW w:type="dxa" w:w="3000"/>
+            <w:shd w:fill="FBF3E2" w:color="auto" w:val="clear"/>
+            <w:tcMar>
+              <w:top w:type="dxa" w:w="60"/>
+              <w:left w:type="dxa" w:w="100"/>
+              <w:bottom w:type="dxa" w:w="60"/>
+              <w:right w:type="dxa" w:w="100"/>
+            </w:tcMar>
+          </w:tcPr>
+          <w:p>
+            <w:pPr>
+              <w:spacing w:after="0" w:before="0"/>
+            </w:pPr>
+            <w:r>
+              <w:rPr>
+                <w:b/>
+                <w:bCs/>
+                <w:color w:val="7A5400"/>
+                <w:sz w:val="16"/>
+                <w:szCs w:val="16"/>
+              </w:rPr>
+              <w:t xml:space="preserve">EXPLAIN YOUR REASONING</w:t>
+            </w:r>
+          </w:p>
+        </w:tc>
+      </w:tr>
+      <w:tr>
+        <w:trPr>
+          <w:cantSplit/>
+        </w:trPr>
+        <w:tc>
+          <w:tcPr>
+            <w:tcW w:type="dxa" w:w="2800"/>
+            <w:tcMar>
+              <w:top w:type="dxa" w:w="80"/>
+              <w:left w:type="dxa" w:w="100"/>
+              <w:bottom w:type="dxa" w:w="80"/>
+              <w:right w:type="dxa" w:w="100"/>
+            </w:tcMar>
+            <w:vAlign w:val="top"/>
+          </w:tcPr>
+          <w:p>
+            <w:pPr>
+              <w:spacing w:after="40" w:before="0"/>
+            </w:pPr>
+            <w:r>
+              <w:rPr>
+                <w:b/>
+                <w:bCs/>
+                <w:color w:val="0F2B3C"/>
+                <w:sz w:val="20"/>
+                <w:szCs w:val="20"/>
+              </w:rPr>
+              <w:t xml:space="preserve">2.  What is 4,000 ÷ 80?</w:t>
+            </w:r>
+          </w:p>
+          <w:p>
+            <w:pPr>
+              <w:spacing w:after="40" w:before="0"/>
+            </w:pPr>
+            <w:r>
+              <w:rPr>
+                <w:i/>
+                <w:iCs/>
+                <w:color w:val="3F4D5C"/>
+                <w:sz w:val="20"/>
+                <w:szCs w:val="20"/>
+              </w:rPr>
+              <w:t xml:space="preserve">B. ¿Cuánto es 4,000 ÷ 80?</w:t>
+            </w:r>
+          </w:p>
+        </w:tc>
+        <w:tc>
+          <w:tcPr>
+            <w:tcW w:type="dxa" w:w="3560"/>
+            <w:tcMar>
+              <w:top w:type="dxa" w:w="80"/>
+              <w:left w:type="dxa" w:w="100"/>
+              <w:bottom w:type="dxa" w:w="80"/>
+              <w:right w:type="dxa" w:w="100"/>
+            </w:tcMar>
+            <w:vAlign w:val="top"/>
+          </w:tcPr>
+          <w:p>
+            <w:pPr>
+              <w:spacing w:after="50" w:before="0"/>
+            </w:pPr>
+            <w:r>
+              <w:rPr>
+                <w:color w:val="BBBBBB"/>
+                <w:sz w:val="18"/>
+                <w:szCs w:val="18"/>
+              </w:rPr>
+              <w:t xml:space="preserve">____________________________</w:t>
+            </w:r>
+          </w:p>
+          <w:p>
+            <w:pPr>
+              <w:spacing w:after="50" w:before="0"/>
+            </w:pPr>
+            <w:r>
+              <w:rPr>
+                <w:color w:val="BBBBBB"/>
+                <w:sz w:val="18"/>
+                <w:szCs w:val="18"/>
+              </w:rPr>
+              <w:t xml:space="preserve">____________________________</w:t>
+            </w:r>
+          </w:p>
+          <w:p>
+            <w:pPr>
+              <w:spacing w:after="50" w:before="0"/>
+            </w:pPr>
+            <w:r>
+              <w:rPr>
+                <w:color w:val="BBBBBB"/>
+                <w:sz w:val="18"/>
+                <w:szCs w:val="18"/>
+              </w:rPr>
+              <w:t xml:space="preserve">____________________________</w:t>
+            </w:r>
+          </w:p>
+          <w:p>
+            <w:pPr>
+              <w:spacing w:after="50" w:before="0"/>
+            </w:pPr>
+            <w:r>
+              <w:rPr>
+                <w:color w:val="BBBBBB"/>
+                <w:sz w:val="18"/>
+                <w:szCs w:val="18"/>
+              </w:rPr>
+              <w:t xml:space="preserve">____________________________</w:t>
+            </w:r>
+          </w:p>
+        </w:tc>
+        <w:tc>
+          <w:tcPr>
+            <w:tcW w:type="dxa" w:w="3000"/>
+            <w:shd w:fill="FBF3E2" w:color="auto" w:val="clear"/>
+            <w:tcMar>
+              <w:top w:type="dxa" w:w="80"/>
+              <w:left w:type="dxa" w:w="100"/>
+              <w:bottom w:type="dxa" w:w="80"/>
+              <w:right w:type="dxa" w:w="100"/>
+            </w:tcMar>
+            <w:vAlign w:val="top"/>
+          </w:tcPr>
+          <w:p>
+            <w:pPr>
+              <w:spacing w:after="30" w:before="0"/>
+            </w:pPr>
+            <w:r>
+              <w:rPr>
+                <w:b/>
+                <w:bCs/>
+                <w:color w:val="0F2B3C"/>
+                <w:sz w:val="18"/>
+                <w:szCs w:val="18"/>
+              </w:rPr>
+              <w:t xml:space="preserve">Because... ________________</w:t>
+            </w:r>
+          </w:p>
+          <w:p>
+            <w:pPr>
+              <w:spacing w:after="50" w:before="0"/>
+            </w:pPr>
+            <w:r>
+              <w:rPr>
+                <w:color w:val="BBBBBB"/>
+                <w:sz w:val="18"/>
+                <w:szCs w:val="18"/>
+              </w:rPr>
+              <w:t xml:space="preserve">____________________________</w:t>
+            </w:r>
+          </w:p>
+          <w:p>
+            <w:pPr>
+              <w:spacing w:after="30" w:before="40"/>
+            </w:pPr>
+            <w:r>
+              <w:rPr>
+                <w:b/>
+                <w:bCs/>
+                <w:color w:val="1A6FB5"/>
+                <w:sz w:val="18"/>
+                <w:szCs w:val="18"/>
+              </w:rPr>
+              <w:t xml:space="preserve">Although... _______________</w:t>
+            </w:r>
+          </w:p>
+          <w:p>
+            <w:pPr>
+              <w:spacing w:after="50" w:before="0"/>
+            </w:pPr>
+            <w:r>
+              <w:rPr>
+                <w:color w:val="BBBBBB"/>
+                <w:sz w:val="18"/>
+                <w:szCs w:val="18"/>
+              </w:rPr>
+              <w:t xml:space="preserve">____________________________</w:t>
+            </w:r>
+          </w:p>
+          <w:p>
+            <w:pPr>
+              <w:spacing w:after="30" w:before="40"/>
+            </w:pPr>
+            <w:r>
+              <w:rPr>
+                <w:b/>
+                <w:bCs/>
+                <w:color w:val="7A5400"/>
+                <w:sz w:val="18"/>
+                <w:szCs w:val="18"/>
+              </w:rPr>
+              <w:t xml:space="preserve">Therefore... ______________</w:t>
+            </w:r>
+          </w:p>
+          <w:p>
+            <w:pPr>
+              <w:spacing w:after="50" w:before="0"/>
+            </w:pPr>
+            <w:r>
+              <w:rPr>
+                <w:color w:val="BBBBBB"/>
+                <w:sz w:val="18"/>
+                <w:szCs w:val="18"/>
+              </w:rPr>
+              <w:t xml:space="preserve">____________________________</w:t>
+            </w:r>
+          </w:p>
+        </w:tc>
+      </w:tr>
+    </w:tbl>
     <w:p>
       <w:pPr>
         <w:spacing w:after="60" w:before="0"/>
       </w:pPr>
       <w:r>
-        <w:rPr>
-          <w:i/>
-          <w:iCs/>
-          <w:color w:val="3F4D5C"/>
-          <w:sz w:val="20"/>
-          <w:szCs w:val="20"/>
-        </w:rPr>
-        <w:t xml:space="preserve">B. ¿Cuánto es 4,000 ÷ 80?</w:t>
-      </w:r>
-    </w:p>
-    <w:p>
-      <w:pPr>
-        <w:spacing w:after="80" w:before="0"/>
-      </w:pPr>
-      <w:r>
-        <w:rPr>
-          <w:color w:val="BBBBBB"/>
-        </w:rPr>
-        <w:t xml:space="preserve">____________________________________________________</w:t>
-      </w:r>
-    </w:p>
-    <w:p>
-      <w:pPr>
-        <w:spacing w:after="40" w:before="0"/>
-      </w:pPr>
-      <w:r>
-        <w:rPr>
-          <w:sz w:val="22"/>
-          <w:szCs w:val="22"/>
-        </w:rPr>
-        <w:t xml:space="preserve">3.  How many minutes are in 10 hours?</w:t>
-      </w:r>
-    </w:p>
+        <w:t xml:space="preserve"/>
+      </w:r>
+    </w:p>
+    <w:tbl>
+      <w:tblPr>
+        <w:tblW w:type="dxa" w:w="9360"/>
+        <w:tblBorders>
+          <w:top w:val="single" w:color="C7D2DD" w:sz="6"/>
+          <w:left w:val="single" w:color="C7D2DD" w:sz="6"/>
+          <w:bottom w:val="single" w:color="C7D2DD" w:sz="6"/>
+          <w:right w:val="single" w:color="C7D2DD" w:sz="6"/>
+          <w:insideH w:val="single" w:color="C7D2DD" w:sz="6"/>
+          <w:insideV w:val="single" w:color="C7D2DD" w:sz="6"/>
+        </w:tblBorders>
+      </w:tblPr>
+      <w:tblGrid>
+        <w:gridCol w:w="2800"/>
+        <w:gridCol w:w="3560"/>
+        <w:gridCol w:w="3000"/>
+      </w:tblGrid>
+      <w:tr>
+        <w:trPr>
+          <w:cantSplit/>
+          <w:tblHeader/>
+        </w:trPr>
+        <w:tc>
+          <w:tcPr>
+            <w:tcW w:type="dxa" w:w="2800"/>
+            <w:shd w:fill="EEF4F8" w:color="auto" w:val="clear"/>
+            <w:tcMar>
+              <w:top w:type="dxa" w:w="60"/>
+              <w:left w:type="dxa" w:w="100"/>
+              <w:bottom w:type="dxa" w:w="60"/>
+              <w:right w:type="dxa" w:w="100"/>
+            </w:tcMar>
+          </w:tcPr>
+          <w:p>
+            <w:pPr>
+              <w:spacing w:after="0" w:before="0"/>
+            </w:pPr>
+            <w:r>
+              <w:rPr>
+                <w:b/>
+                <w:bCs/>
+                <w:color w:val="0F2B3C"/>
+                <w:sz w:val="16"/>
+                <w:szCs w:val="16"/>
+              </w:rPr>
+              <w:t xml:space="preserve">CORE PROBLEM / GIVEN REPRESENTATION</w:t>
+            </w:r>
+          </w:p>
+        </w:tc>
+        <w:tc>
+          <w:tcPr>
+            <w:tcW w:type="dxa" w:w="3560"/>
+            <w:shd w:fill="EEF4F8" w:color="auto" w:val="clear"/>
+            <w:tcMar>
+              <w:top w:type="dxa" w:w="60"/>
+              <w:left w:type="dxa" w:w="100"/>
+              <w:bottom w:type="dxa" w:w="60"/>
+              <w:right w:type="dxa" w:w="100"/>
+            </w:tcMar>
+          </w:tcPr>
+          <w:p>
+            <w:pPr>
+              <w:spacing w:after="0" w:before="0"/>
+            </w:pPr>
+            <w:r>
+              <w:rPr>
+                <w:b/>
+                <w:bCs/>
+                <w:color w:val="0F2B3C"/>
+                <w:sz w:val="16"/>
+                <w:szCs w:val="16"/>
+              </w:rPr>
+              <w:t xml:space="preserve">WORKING SPACE / CALCULATION STEPS</w:t>
+            </w:r>
+          </w:p>
+        </w:tc>
+        <w:tc>
+          <w:tcPr>
+            <w:tcW w:type="dxa" w:w="3000"/>
+            <w:shd w:fill="FBF3E2" w:color="auto" w:val="clear"/>
+            <w:tcMar>
+              <w:top w:type="dxa" w:w="60"/>
+              <w:left w:type="dxa" w:w="100"/>
+              <w:bottom w:type="dxa" w:w="60"/>
+              <w:right w:type="dxa" w:w="100"/>
+            </w:tcMar>
+          </w:tcPr>
+          <w:p>
+            <w:pPr>
+              <w:spacing w:after="0" w:before="0"/>
+            </w:pPr>
+            <w:r>
+              <w:rPr>
+                <w:b/>
+                <w:bCs/>
+                <w:color w:val="7A5400"/>
+                <w:sz w:val="16"/>
+                <w:szCs w:val="16"/>
+              </w:rPr>
+              <w:t xml:space="preserve">EXPLAIN YOUR REASONING</w:t>
+            </w:r>
+          </w:p>
+        </w:tc>
+      </w:tr>
+      <w:tr>
+        <w:trPr>
+          <w:cantSplit/>
+        </w:trPr>
+        <w:tc>
+          <w:tcPr>
+            <w:tcW w:type="dxa" w:w="2800"/>
+            <w:tcMar>
+              <w:top w:type="dxa" w:w="80"/>
+              <w:left w:type="dxa" w:w="100"/>
+              <w:bottom w:type="dxa" w:w="80"/>
+              <w:right w:type="dxa" w:w="100"/>
+            </w:tcMar>
+            <w:vAlign w:val="top"/>
+          </w:tcPr>
+          <w:p>
+            <w:pPr>
+              <w:spacing w:after="40" w:before="0"/>
+            </w:pPr>
+            <w:r>
+              <w:rPr>
+                <w:b/>
+                <w:bCs/>
+                <w:color w:val="0F2B3C"/>
+                <w:sz w:val="20"/>
+                <w:szCs w:val="20"/>
+              </w:rPr>
+              <w:t xml:space="preserve">3.  How many minutes are in 10 hours?</w:t>
+            </w:r>
+          </w:p>
+          <w:p>
+            <w:pPr>
+              <w:spacing w:after="40" w:before="0"/>
+            </w:pPr>
+            <w:r>
+              <w:rPr>
+                <w:i/>
+                <w:iCs/>
+                <w:color w:val="3F4D5C"/>
+                <w:sz w:val="20"/>
+                <w:szCs w:val="20"/>
+              </w:rPr>
+              <w:t xml:space="preserve">C. ¿Cuántos minutos hay en 10 horas?</w:t>
+            </w:r>
+          </w:p>
+        </w:tc>
+        <w:tc>
+          <w:tcPr>
+            <w:tcW w:type="dxa" w:w="3560"/>
+            <w:tcMar>
+              <w:top w:type="dxa" w:w="80"/>
+              <w:left w:type="dxa" w:w="100"/>
+              <w:bottom w:type="dxa" w:w="80"/>
+              <w:right w:type="dxa" w:w="100"/>
+            </w:tcMar>
+            <w:vAlign w:val="top"/>
+          </w:tcPr>
+          <w:p>
+            <w:pPr>
+              <w:spacing w:after="50" w:before="0"/>
+            </w:pPr>
+            <w:r>
+              <w:rPr>
+                <w:color w:val="BBBBBB"/>
+                <w:sz w:val="18"/>
+                <w:szCs w:val="18"/>
+              </w:rPr>
+              <w:t xml:space="preserve">____________________________</w:t>
+            </w:r>
+          </w:p>
+          <w:p>
+            <w:pPr>
+              <w:spacing w:after="50" w:before="0"/>
+            </w:pPr>
+            <w:r>
+              <w:rPr>
+                <w:color w:val="BBBBBB"/>
+                <w:sz w:val="18"/>
+                <w:szCs w:val="18"/>
+              </w:rPr>
+              <w:t xml:space="preserve">____________________________</w:t>
+            </w:r>
+          </w:p>
+          <w:p>
+            <w:pPr>
+              <w:spacing w:after="50" w:before="0"/>
+            </w:pPr>
+            <w:r>
+              <w:rPr>
+                <w:color w:val="BBBBBB"/>
+                <w:sz w:val="18"/>
+                <w:szCs w:val="18"/>
+              </w:rPr>
+              <w:t xml:space="preserve">____________________________</w:t>
+            </w:r>
+          </w:p>
+          <w:p>
+            <w:pPr>
+              <w:spacing w:after="50" w:before="0"/>
+            </w:pPr>
+            <w:r>
+              <w:rPr>
+                <w:color w:val="BBBBBB"/>
+                <w:sz w:val="18"/>
+                <w:szCs w:val="18"/>
+              </w:rPr>
+              <w:t xml:space="preserve">____________________________</w:t>
+            </w:r>
+          </w:p>
+        </w:tc>
+        <w:tc>
+          <w:tcPr>
+            <w:tcW w:type="dxa" w:w="3000"/>
+            <w:shd w:fill="FBF3E2" w:color="auto" w:val="clear"/>
+            <w:tcMar>
+              <w:top w:type="dxa" w:w="80"/>
+              <w:left w:type="dxa" w:w="100"/>
+              <w:bottom w:type="dxa" w:w="80"/>
+              <w:right w:type="dxa" w:w="100"/>
+            </w:tcMar>
+            <w:vAlign w:val="top"/>
+          </w:tcPr>
+          <w:p>
+            <w:pPr>
+              <w:spacing w:after="30" w:before="0"/>
+            </w:pPr>
+            <w:r>
+              <w:rPr>
+                <w:b/>
+                <w:bCs/>
+                <w:color w:val="0F2B3C"/>
+                <w:sz w:val="18"/>
+                <w:szCs w:val="18"/>
+              </w:rPr>
+              <w:t xml:space="preserve">Because... ________________</w:t>
+            </w:r>
+          </w:p>
+          <w:p>
+            <w:pPr>
+              <w:spacing w:after="50" w:before="0"/>
+            </w:pPr>
+            <w:r>
+              <w:rPr>
+                <w:color w:val="BBBBBB"/>
+                <w:sz w:val="18"/>
+                <w:szCs w:val="18"/>
+              </w:rPr>
+              <w:t xml:space="preserve">____________________________</w:t>
+            </w:r>
+          </w:p>
+          <w:p>
+            <w:pPr>
+              <w:spacing w:after="30" w:before="40"/>
+            </w:pPr>
+            <w:r>
+              <w:rPr>
+                <w:b/>
+                <w:bCs/>
+                <w:color w:val="1A6FB5"/>
+                <w:sz w:val="18"/>
+                <w:szCs w:val="18"/>
+              </w:rPr>
+              <w:t xml:space="preserve">Although... _______________</w:t>
+            </w:r>
+          </w:p>
+          <w:p>
+            <w:pPr>
+              <w:spacing w:after="50" w:before="0"/>
+            </w:pPr>
+            <w:r>
+              <w:rPr>
+                <w:color w:val="BBBBBB"/>
+                <w:sz w:val="18"/>
+                <w:szCs w:val="18"/>
+              </w:rPr>
+              <w:t xml:space="preserve">____________________________</w:t>
+            </w:r>
+          </w:p>
+          <w:p>
+            <w:pPr>
+              <w:spacing w:after="30" w:before="40"/>
+            </w:pPr>
+            <w:r>
+              <w:rPr>
+                <w:b/>
+                <w:bCs/>
+                <w:color w:val="7A5400"/>
+                <w:sz w:val="18"/>
+                <w:szCs w:val="18"/>
+              </w:rPr>
+              <w:t xml:space="preserve">Therefore... ______________</w:t>
+            </w:r>
+          </w:p>
+          <w:p>
+            <w:pPr>
+              <w:spacing w:after="50" w:before="0"/>
+            </w:pPr>
+            <w:r>
+              <w:rPr>
+                <w:color w:val="BBBBBB"/>
+                <w:sz w:val="18"/>
+                <w:szCs w:val="18"/>
+              </w:rPr>
+              <w:t xml:space="preserve">____________________________</w:t>
+            </w:r>
+          </w:p>
+        </w:tc>
+      </w:tr>
+    </w:tbl>
     <w:p>
       <w:pPr>
         <w:spacing w:after="60" w:before="0"/>
       </w:pPr>
       <w:r>
-        <w:rPr>
-          <w:i/>
-          <w:iCs/>
-          <w:color w:val="3F4D5C"/>
-          <w:sz w:val="20"/>
-          <w:szCs w:val="20"/>
-        </w:rPr>
-        <w:t xml:space="preserve">C. ¿Cuántos minutos hay en 10 horas?</w:t>
-      </w:r>
-    </w:p>
-    <w:p>
-      <w:pPr>
-        <w:spacing w:after="80" w:before="0"/>
-      </w:pPr>
-      <w:r>
-        <w:rPr>
-          <w:color w:val="BBBBBB"/>
-        </w:rPr>
-        <w:t xml:space="preserve">____________________________________________________</w:t>
-      </w:r>
-    </w:p>
-    <w:p>
-      <w:pPr>
-        <w:spacing w:after="40" w:before="0"/>
-      </w:pPr>
-      <w:r>
-        <w:rPr>
-          <w:sz w:val="22"/>
-          <w:szCs w:val="22"/>
-        </w:rPr>
-        <w:t xml:space="preserve">4.  What is 12.5 × 50?</w:t>
-      </w:r>
-    </w:p>
+        <w:t xml:space="preserve"/>
+      </w:r>
+    </w:p>
+    <w:tbl>
+      <w:tblPr>
+        <w:tblW w:type="dxa" w:w="9360"/>
+        <w:tblBorders>
+          <w:top w:val="single" w:color="C7D2DD" w:sz="6"/>
+          <w:left w:val="single" w:color="C7D2DD" w:sz="6"/>
+          <w:bottom w:val="single" w:color="C7D2DD" w:sz="6"/>
+          <w:right w:val="single" w:color="C7D2DD" w:sz="6"/>
+          <w:insideH w:val="single" w:color="C7D2DD" w:sz="6"/>
+          <w:insideV w:val="single" w:color="C7D2DD" w:sz="6"/>
+        </w:tblBorders>
+      </w:tblPr>
+      <w:tblGrid>
+        <w:gridCol w:w="2800"/>
+        <w:gridCol w:w="3560"/>
+        <w:gridCol w:w="3000"/>
+      </w:tblGrid>
+      <w:tr>
+        <w:trPr>
+          <w:cantSplit/>
+          <w:tblHeader/>
+        </w:trPr>
+        <w:tc>
+          <w:tcPr>
+            <w:tcW w:type="dxa" w:w="2800"/>
+            <w:shd w:fill="EEF4F8" w:color="auto" w:val="clear"/>
+            <w:tcMar>
+              <w:top w:type="dxa" w:w="60"/>
+              <w:left w:type="dxa" w:w="100"/>
+              <w:bottom w:type="dxa" w:w="60"/>
+              <w:right w:type="dxa" w:w="100"/>
+            </w:tcMar>
+          </w:tcPr>
+          <w:p>
+            <w:pPr>
+              <w:spacing w:after="0" w:before="0"/>
+            </w:pPr>
+            <w:r>
+              <w:rPr>
+                <w:b/>
+                <w:bCs/>
+                <w:color w:val="0F2B3C"/>
+                <w:sz w:val="16"/>
+                <w:szCs w:val="16"/>
+              </w:rPr>
+              <w:t xml:space="preserve">CORE PROBLEM / GIVEN REPRESENTATION</w:t>
+            </w:r>
+          </w:p>
+        </w:tc>
+        <w:tc>
+          <w:tcPr>
+            <w:tcW w:type="dxa" w:w="3560"/>
+            <w:shd w:fill="EEF4F8" w:color="auto" w:val="clear"/>
+            <w:tcMar>
+              <w:top w:type="dxa" w:w="60"/>
+              <w:left w:type="dxa" w:w="100"/>
+              <w:bottom w:type="dxa" w:w="60"/>
+              <w:right w:type="dxa" w:w="100"/>
+            </w:tcMar>
+          </w:tcPr>
+          <w:p>
+            <w:pPr>
+              <w:spacing w:after="0" w:before="0"/>
+            </w:pPr>
+            <w:r>
+              <w:rPr>
+                <w:b/>
+                <w:bCs/>
+                <w:color w:val="0F2B3C"/>
+                <w:sz w:val="16"/>
+                <w:szCs w:val="16"/>
+              </w:rPr>
+              <w:t xml:space="preserve">WORKING SPACE / CALCULATION STEPS</w:t>
+            </w:r>
+          </w:p>
+        </w:tc>
+        <w:tc>
+          <w:tcPr>
+            <w:tcW w:type="dxa" w:w="3000"/>
+            <w:shd w:fill="FBF3E2" w:color="auto" w:val="clear"/>
+            <w:tcMar>
+              <w:top w:type="dxa" w:w="60"/>
+              <w:left w:type="dxa" w:w="100"/>
+              <w:bottom w:type="dxa" w:w="60"/>
+              <w:right w:type="dxa" w:w="100"/>
+            </w:tcMar>
+          </w:tcPr>
+          <w:p>
+            <w:pPr>
+              <w:spacing w:after="0" w:before="0"/>
+            </w:pPr>
+            <w:r>
+              <w:rPr>
+                <w:b/>
+                <w:bCs/>
+                <w:color w:val="7A5400"/>
+                <w:sz w:val="16"/>
+                <w:szCs w:val="16"/>
+              </w:rPr>
+              <w:t xml:space="preserve">EXPLAIN YOUR REASONING</w:t>
+            </w:r>
+          </w:p>
+        </w:tc>
+      </w:tr>
+      <w:tr>
+        <w:trPr>
+          <w:cantSplit/>
+        </w:trPr>
+        <w:tc>
+          <w:tcPr>
+            <w:tcW w:type="dxa" w:w="2800"/>
+            <w:tcMar>
+              <w:top w:type="dxa" w:w="80"/>
+              <w:left w:type="dxa" w:w="100"/>
+              <w:bottom w:type="dxa" w:w="80"/>
+              <w:right w:type="dxa" w:w="100"/>
+            </w:tcMar>
+            <w:vAlign w:val="top"/>
+          </w:tcPr>
+          <w:p>
+            <w:pPr>
+              <w:spacing w:after="40" w:before="0"/>
+            </w:pPr>
+            <w:r>
+              <w:rPr>
+                <w:b/>
+                <w:bCs/>
+                <w:color w:val="0F2B3C"/>
+                <w:sz w:val="20"/>
+                <w:szCs w:val="20"/>
+              </w:rPr>
+              <w:t xml:space="preserve">4.  What is 12.5 × 50?</w:t>
+            </w:r>
+          </w:p>
+          <w:p>
+            <w:pPr>
+              <w:spacing w:after="40" w:before="0"/>
+            </w:pPr>
+            <w:r>
+              <w:rPr>
+                <w:i/>
+                <w:iCs/>
+                <w:color w:val="3F4D5C"/>
+                <w:sz w:val="20"/>
+                <w:szCs w:val="20"/>
+              </w:rPr>
+              <w:t xml:space="preserve">D. ¿Cuánto es 12.5 × 50?</w:t>
+            </w:r>
+          </w:p>
+          <w:p>
+            <w:pPr>
+              <w:spacing w:after="0" w:before="0"/>
+            </w:pPr>
+            <w:r>
+              <w:rPr>
+                <w:color w:val="5E6E7E"/>
+                <w:sz w:val="18"/>
+                <w:szCs w:val="18"/>
+              </w:rPr>
+              <w:t xml:space="preserve">Choices: 62.5   /   625   /   6,250   /   1,250</w:t>
+            </w:r>
+          </w:p>
+        </w:tc>
+        <w:tc>
+          <w:tcPr>
+            <w:tcW w:type="dxa" w:w="3560"/>
+            <w:tcMar>
+              <w:top w:type="dxa" w:w="80"/>
+              <w:left w:type="dxa" w:w="100"/>
+              <w:bottom w:type="dxa" w:w="80"/>
+              <w:right w:type="dxa" w:w="100"/>
+            </w:tcMar>
+            <w:vAlign w:val="top"/>
+          </w:tcPr>
+          <w:p>
+            <w:pPr>
+              <w:spacing w:after="50" w:before="0"/>
+            </w:pPr>
+            <w:r>
+              <w:rPr>
+                <w:color w:val="BBBBBB"/>
+                <w:sz w:val="18"/>
+                <w:szCs w:val="18"/>
+              </w:rPr>
+              <w:t xml:space="preserve">____________________________</w:t>
+            </w:r>
+          </w:p>
+          <w:p>
+            <w:pPr>
+              <w:spacing w:after="50" w:before="0"/>
+            </w:pPr>
+            <w:r>
+              <w:rPr>
+                <w:color w:val="BBBBBB"/>
+                <w:sz w:val="18"/>
+                <w:szCs w:val="18"/>
+              </w:rPr>
+              <w:t xml:space="preserve">____________________________</w:t>
+            </w:r>
+          </w:p>
+          <w:p>
+            <w:pPr>
+              <w:spacing w:after="50" w:before="0"/>
+            </w:pPr>
+            <w:r>
+              <w:rPr>
+                <w:color w:val="BBBBBB"/>
+                <w:sz w:val="18"/>
+                <w:szCs w:val="18"/>
+              </w:rPr>
+              <w:t xml:space="preserve">____________________________</w:t>
+            </w:r>
+          </w:p>
+          <w:p>
+            <w:pPr>
+              <w:spacing w:after="50" w:before="0"/>
+            </w:pPr>
+            <w:r>
+              <w:rPr>
+                <w:color w:val="BBBBBB"/>
+                <w:sz w:val="18"/>
+                <w:szCs w:val="18"/>
+              </w:rPr>
+              <w:t xml:space="preserve">____________________________</w:t>
+            </w:r>
+          </w:p>
+        </w:tc>
+        <w:tc>
+          <w:tcPr>
+            <w:tcW w:type="dxa" w:w="3000"/>
+            <w:shd w:fill="FBF3E2" w:color="auto" w:val="clear"/>
+            <w:tcMar>
+              <w:top w:type="dxa" w:w="80"/>
+              <w:left w:type="dxa" w:w="100"/>
+              <w:bottom w:type="dxa" w:w="80"/>
+              <w:right w:type="dxa" w:w="100"/>
+            </w:tcMar>
+            <w:vAlign w:val="top"/>
+          </w:tcPr>
+          <w:p>
+            <w:pPr>
+              <w:spacing w:after="30" w:before="0"/>
+            </w:pPr>
+            <w:r>
+              <w:rPr>
+                <w:b/>
+                <w:bCs/>
+                <w:color w:val="0F2B3C"/>
+                <w:sz w:val="18"/>
+                <w:szCs w:val="18"/>
+              </w:rPr>
+              <w:t xml:space="preserve">Because... ________________</w:t>
+            </w:r>
+          </w:p>
+          <w:p>
+            <w:pPr>
+              <w:spacing w:after="50" w:before="0"/>
+            </w:pPr>
+            <w:r>
+              <w:rPr>
+                <w:color w:val="BBBBBB"/>
+                <w:sz w:val="18"/>
+                <w:szCs w:val="18"/>
+              </w:rPr>
+              <w:t xml:space="preserve">____________________________</w:t>
+            </w:r>
+          </w:p>
+          <w:p>
+            <w:pPr>
+              <w:spacing w:after="30" w:before="40"/>
+            </w:pPr>
+            <w:r>
+              <w:rPr>
+                <w:b/>
+                <w:bCs/>
+                <w:color w:val="1A6FB5"/>
+                <w:sz w:val="18"/>
+                <w:szCs w:val="18"/>
+              </w:rPr>
+              <w:t xml:space="preserve">Although... _______________</w:t>
+            </w:r>
+          </w:p>
+          <w:p>
+            <w:pPr>
+              <w:spacing w:after="50" w:before="0"/>
+            </w:pPr>
+            <w:r>
+              <w:rPr>
+                <w:color w:val="BBBBBB"/>
+                <w:sz w:val="18"/>
+                <w:szCs w:val="18"/>
+              </w:rPr>
+              <w:t xml:space="preserve">____________________________</w:t>
+            </w:r>
+          </w:p>
+          <w:p>
+            <w:pPr>
+              <w:spacing w:after="30" w:before="40"/>
+            </w:pPr>
+            <w:r>
+              <w:rPr>
+                <w:b/>
+                <w:bCs/>
+                <w:color w:val="7A5400"/>
+                <w:sz w:val="18"/>
+                <w:szCs w:val="18"/>
+              </w:rPr>
+              <w:t xml:space="preserve">Therefore... ______________</w:t>
+            </w:r>
+          </w:p>
+          <w:p>
+            <w:pPr>
+              <w:spacing w:after="50" w:before="0"/>
+            </w:pPr>
+            <w:r>
+              <w:rPr>
+                <w:color w:val="BBBBBB"/>
+                <w:sz w:val="18"/>
+                <w:szCs w:val="18"/>
+              </w:rPr>
+              <w:t xml:space="preserve">____________________________</w:t>
+            </w:r>
+          </w:p>
+        </w:tc>
+      </w:tr>
+    </w:tbl>
     <w:p>
       <w:pPr>
         <w:spacing w:after="60" w:before="0"/>
       </w:pPr>
       <w:r>
-        <w:rPr>
-          <w:i/>
-          <w:iCs/>
-          <w:color w:val="3F4D5C"/>
-          <w:sz w:val="20"/>
-          <w:szCs w:val="20"/>
-        </w:rPr>
-        <w:t xml:space="preserve">D. ¿Cuánto es 12.5 × 50?</w:t>
-      </w:r>
-    </w:p>
-    <w:p>
-      <w:pPr>
-        <w:spacing w:after="40" w:before="0"/>
-      </w:pPr>
-      <w:r>
-        <w:rPr>
-          <w:color w:val="5E6E7E"/>
-          <w:sz w:val="20"/>
-          <w:szCs w:val="20"/>
-        </w:rPr>
-        <w:t xml:space="preserve">     choices: 62.5   /   625   /   6,250   /   1,250</w:t>
-      </w:r>
-    </w:p>
-    <w:p>
-      <w:pPr>
-        <w:spacing w:after="80" w:before="0"/>
-      </w:pPr>
-      <w:r>
-        <w:rPr>
-          <w:color w:val="BBBBBB"/>
-        </w:rPr>
-        <w:t xml:space="preserve">____________________________________________________</w:t>
+        <w:t xml:space="preserve"/>
       </w:r>
     </w:p>
     <w:p>
@@ -575,118 +3677,967 @@
         <w:t xml:space="preserve">Halla cuántos grupos completos caben.</w:t>
       </w:r>
     </w:p>
-    <w:p>
-      <w:pPr>
-        <w:spacing w:after="40" w:before="0"/>
-      </w:pPr>
-      <w:r>
-        <w:rPr>
-          <w:sz w:val="22"/>
-          <w:szCs w:val="22"/>
-        </w:rPr>
-        <w:t xml:space="preserve">1.  What is 35 × 17?</w:t>
-      </w:r>
-    </w:p>
+    <w:tbl>
+      <w:tblPr>
+        <w:tblW w:type="dxa" w:w="9360"/>
+        <w:tblBorders>
+          <w:top w:val="single" w:color="C7D2DD" w:sz="6"/>
+          <w:left w:val="single" w:color="C7D2DD" w:sz="6"/>
+          <w:bottom w:val="single" w:color="C7D2DD" w:sz="6"/>
+          <w:right w:val="single" w:color="C7D2DD" w:sz="6"/>
+          <w:insideH w:val="single" w:color="C7D2DD" w:sz="6"/>
+          <w:insideV w:val="single" w:color="C7D2DD" w:sz="6"/>
+        </w:tblBorders>
+      </w:tblPr>
+      <w:tblGrid>
+        <w:gridCol w:w="2800"/>
+        <w:gridCol w:w="3560"/>
+        <w:gridCol w:w="3000"/>
+      </w:tblGrid>
+      <w:tr>
+        <w:trPr>
+          <w:cantSplit/>
+          <w:tblHeader/>
+        </w:trPr>
+        <w:tc>
+          <w:tcPr>
+            <w:tcW w:type="dxa" w:w="2800"/>
+            <w:shd w:fill="EEF4F8" w:color="auto" w:val="clear"/>
+            <w:tcMar>
+              <w:top w:type="dxa" w:w="60"/>
+              <w:left w:type="dxa" w:w="100"/>
+              <w:bottom w:type="dxa" w:w="60"/>
+              <w:right w:type="dxa" w:w="100"/>
+            </w:tcMar>
+          </w:tcPr>
+          <w:p>
+            <w:pPr>
+              <w:spacing w:after="0" w:before="0"/>
+            </w:pPr>
+            <w:r>
+              <w:rPr>
+                <w:b/>
+                <w:bCs/>
+                <w:color w:val="0F2B3C"/>
+                <w:sz w:val="16"/>
+                <w:szCs w:val="16"/>
+              </w:rPr>
+              <w:t xml:space="preserve">CORE PROBLEM / GIVEN REPRESENTATION</w:t>
+            </w:r>
+          </w:p>
+        </w:tc>
+        <w:tc>
+          <w:tcPr>
+            <w:tcW w:type="dxa" w:w="3560"/>
+            <w:shd w:fill="EEF4F8" w:color="auto" w:val="clear"/>
+            <w:tcMar>
+              <w:top w:type="dxa" w:w="60"/>
+              <w:left w:type="dxa" w:w="100"/>
+              <w:bottom w:type="dxa" w:w="60"/>
+              <w:right w:type="dxa" w:w="100"/>
+            </w:tcMar>
+          </w:tcPr>
+          <w:p>
+            <w:pPr>
+              <w:spacing w:after="0" w:before="0"/>
+            </w:pPr>
+            <w:r>
+              <w:rPr>
+                <w:b/>
+                <w:bCs/>
+                <w:color w:val="0F2B3C"/>
+                <w:sz w:val="16"/>
+                <w:szCs w:val="16"/>
+              </w:rPr>
+              <w:t xml:space="preserve">WORKING SPACE / CALCULATION STEPS</w:t>
+            </w:r>
+          </w:p>
+        </w:tc>
+        <w:tc>
+          <w:tcPr>
+            <w:tcW w:type="dxa" w:w="3000"/>
+            <w:shd w:fill="FBF3E2" w:color="auto" w:val="clear"/>
+            <w:tcMar>
+              <w:top w:type="dxa" w:w="60"/>
+              <w:left w:type="dxa" w:w="100"/>
+              <w:bottom w:type="dxa" w:w="60"/>
+              <w:right w:type="dxa" w:w="100"/>
+            </w:tcMar>
+          </w:tcPr>
+          <w:p>
+            <w:pPr>
+              <w:spacing w:after="0" w:before="0"/>
+            </w:pPr>
+            <w:r>
+              <w:rPr>
+                <w:b/>
+                <w:bCs/>
+                <w:color w:val="7A5400"/>
+                <w:sz w:val="16"/>
+                <w:szCs w:val="16"/>
+              </w:rPr>
+              <w:t xml:space="preserve">EXPLAIN YOUR REASONING</w:t>
+            </w:r>
+          </w:p>
+        </w:tc>
+      </w:tr>
+      <w:tr>
+        <w:trPr>
+          <w:cantSplit/>
+        </w:trPr>
+        <w:tc>
+          <w:tcPr>
+            <w:tcW w:type="dxa" w:w="2800"/>
+            <w:tcMar>
+              <w:top w:type="dxa" w:w="80"/>
+              <w:left w:type="dxa" w:w="100"/>
+              <w:bottom w:type="dxa" w:w="80"/>
+              <w:right w:type="dxa" w:w="100"/>
+            </w:tcMar>
+            <w:vAlign w:val="top"/>
+          </w:tcPr>
+          <w:p>
+            <w:pPr>
+              <w:spacing w:after="40" w:before="0"/>
+            </w:pPr>
+            <w:r>
+              <w:rPr>
+                <w:b/>
+                <w:bCs/>
+                <w:color w:val="0F2B3C"/>
+                <w:sz w:val="20"/>
+                <w:szCs w:val="20"/>
+              </w:rPr>
+              <w:t xml:space="preserve">1.  What is 35 × 17?</w:t>
+            </w:r>
+          </w:p>
+          <w:p>
+            <w:pPr>
+              <w:spacing w:after="40" w:before="0"/>
+            </w:pPr>
+            <w:r>
+              <w:rPr>
+                <w:i/>
+                <w:iCs/>
+                <w:color w:val="3F4D5C"/>
+                <w:sz w:val="20"/>
+                <w:szCs w:val="20"/>
+              </w:rPr>
+              <w:t xml:space="preserve">A. ¿Cuánto es 35 × 17?</w:t>
+            </w:r>
+          </w:p>
+        </w:tc>
+        <w:tc>
+          <w:tcPr>
+            <w:tcW w:type="dxa" w:w="3560"/>
+            <w:tcMar>
+              <w:top w:type="dxa" w:w="80"/>
+              <w:left w:type="dxa" w:w="100"/>
+              <w:bottom w:type="dxa" w:w="80"/>
+              <w:right w:type="dxa" w:w="100"/>
+            </w:tcMar>
+            <w:vAlign w:val="top"/>
+          </w:tcPr>
+          <w:p>
+            <w:pPr>
+              <w:spacing w:after="50" w:before="0"/>
+            </w:pPr>
+            <w:r>
+              <w:rPr>
+                <w:color w:val="BBBBBB"/>
+                <w:sz w:val="18"/>
+                <w:szCs w:val="18"/>
+              </w:rPr>
+              <w:t xml:space="preserve">____________________________</w:t>
+            </w:r>
+          </w:p>
+          <w:p>
+            <w:pPr>
+              <w:spacing w:after="50" w:before="0"/>
+            </w:pPr>
+            <w:r>
+              <w:rPr>
+                <w:color w:val="BBBBBB"/>
+                <w:sz w:val="18"/>
+                <w:szCs w:val="18"/>
+              </w:rPr>
+              <w:t xml:space="preserve">____________________________</w:t>
+            </w:r>
+          </w:p>
+          <w:p>
+            <w:pPr>
+              <w:spacing w:after="50" w:before="0"/>
+            </w:pPr>
+            <w:r>
+              <w:rPr>
+                <w:color w:val="BBBBBB"/>
+                <w:sz w:val="18"/>
+                <w:szCs w:val="18"/>
+              </w:rPr>
+              <w:t xml:space="preserve">____________________________</w:t>
+            </w:r>
+          </w:p>
+          <w:p>
+            <w:pPr>
+              <w:spacing w:after="50" w:before="0"/>
+            </w:pPr>
+            <w:r>
+              <w:rPr>
+                <w:color w:val="BBBBBB"/>
+                <w:sz w:val="18"/>
+                <w:szCs w:val="18"/>
+              </w:rPr>
+              <w:t xml:space="preserve">____________________________</w:t>
+            </w:r>
+          </w:p>
+        </w:tc>
+        <w:tc>
+          <w:tcPr>
+            <w:tcW w:type="dxa" w:w="3000"/>
+            <w:shd w:fill="FBF3E2" w:color="auto" w:val="clear"/>
+            <w:tcMar>
+              <w:top w:type="dxa" w:w="80"/>
+              <w:left w:type="dxa" w:w="100"/>
+              <w:bottom w:type="dxa" w:w="80"/>
+              <w:right w:type="dxa" w:w="100"/>
+            </w:tcMar>
+            <w:vAlign w:val="top"/>
+          </w:tcPr>
+          <w:p>
+            <w:pPr>
+              <w:spacing w:after="30" w:before="0"/>
+            </w:pPr>
+            <w:r>
+              <w:rPr>
+                <w:b/>
+                <w:bCs/>
+                <w:color w:val="0F2B3C"/>
+                <w:sz w:val="18"/>
+                <w:szCs w:val="18"/>
+              </w:rPr>
+              <w:t xml:space="preserve">Because... ________________</w:t>
+            </w:r>
+          </w:p>
+          <w:p>
+            <w:pPr>
+              <w:spacing w:after="50" w:before="0"/>
+            </w:pPr>
+            <w:r>
+              <w:rPr>
+                <w:color w:val="BBBBBB"/>
+                <w:sz w:val="18"/>
+                <w:szCs w:val="18"/>
+              </w:rPr>
+              <w:t xml:space="preserve">____________________________</w:t>
+            </w:r>
+          </w:p>
+          <w:p>
+            <w:pPr>
+              <w:spacing w:after="30" w:before="40"/>
+            </w:pPr>
+            <w:r>
+              <w:rPr>
+                <w:b/>
+                <w:bCs/>
+                <w:color w:val="1A6FB5"/>
+                <w:sz w:val="18"/>
+                <w:szCs w:val="18"/>
+              </w:rPr>
+              <w:t xml:space="preserve">Although... _______________</w:t>
+            </w:r>
+          </w:p>
+          <w:p>
+            <w:pPr>
+              <w:spacing w:after="50" w:before="0"/>
+            </w:pPr>
+            <w:r>
+              <w:rPr>
+                <w:color w:val="BBBBBB"/>
+                <w:sz w:val="18"/>
+                <w:szCs w:val="18"/>
+              </w:rPr>
+              <w:t xml:space="preserve">____________________________</w:t>
+            </w:r>
+          </w:p>
+          <w:p>
+            <w:pPr>
+              <w:spacing w:after="30" w:before="40"/>
+            </w:pPr>
+            <w:r>
+              <w:rPr>
+                <w:b/>
+                <w:bCs/>
+                <w:color w:val="7A5400"/>
+                <w:sz w:val="18"/>
+                <w:szCs w:val="18"/>
+              </w:rPr>
+              <w:t xml:space="preserve">Therefore... ______________</w:t>
+            </w:r>
+          </w:p>
+          <w:p>
+            <w:pPr>
+              <w:spacing w:after="50" w:before="0"/>
+            </w:pPr>
+            <w:r>
+              <w:rPr>
+                <w:color w:val="BBBBBB"/>
+                <w:sz w:val="18"/>
+                <w:szCs w:val="18"/>
+              </w:rPr>
+              <w:t xml:space="preserve">____________________________</w:t>
+            </w:r>
+          </w:p>
+        </w:tc>
+      </w:tr>
+    </w:tbl>
     <w:p>
       <w:pPr>
         <w:spacing w:after="60" w:before="0"/>
       </w:pPr>
       <w:r>
-        <w:rPr>
-          <w:i/>
-          <w:iCs/>
-          <w:color w:val="3F4D5C"/>
-          <w:sz w:val="20"/>
-          <w:szCs w:val="20"/>
-        </w:rPr>
-        <w:t xml:space="preserve">A. ¿Cuánto es 35 × 17?</w:t>
-      </w:r>
-    </w:p>
-    <w:p>
-      <w:pPr>
-        <w:spacing w:after="80" w:before="0"/>
-      </w:pPr>
-      <w:r>
-        <w:rPr>
-          <w:color w:val="BBBBBB"/>
-        </w:rPr>
-        <w:t xml:space="preserve">____________________________________________________</w:t>
-      </w:r>
-    </w:p>
-    <w:p>
-      <w:pPr>
-        <w:spacing w:after="40" w:before="0"/>
-      </w:pPr>
-      <w:r>
-        <w:rPr>
-          <w:sz w:val="22"/>
-          <w:szCs w:val="22"/>
-        </w:rPr>
-        <w:t xml:space="preserve">2.  A bus trip takes 25 minutes. How many FULL trips fit in 130 minutes?</w:t>
-      </w:r>
-    </w:p>
+        <w:t xml:space="preserve"/>
+      </w:r>
+    </w:p>
+    <w:tbl>
+      <w:tblPr>
+        <w:tblW w:type="dxa" w:w="9360"/>
+        <w:tblBorders>
+          <w:top w:val="single" w:color="C7D2DD" w:sz="6"/>
+          <w:left w:val="single" w:color="C7D2DD" w:sz="6"/>
+          <w:bottom w:val="single" w:color="C7D2DD" w:sz="6"/>
+          <w:right w:val="single" w:color="C7D2DD" w:sz="6"/>
+          <w:insideH w:val="single" w:color="C7D2DD" w:sz="6"/>
+          <w:insideV w:val="single" w:color="C7D2DD" w:sz="6"/>
+        </w:tblBorders>
+      </w:tblPr>
+      <w:tblGrid>
+        <w:gridCol w:w="2800"/>
+        <w:gridCol w:w="3560"/>
+        <w:gridCol w:w="3000"/>
+      </w:tblGrid>
+      <w:tr>
+        <w:trPr>
+          <w:cantSplit/>
+          <w:tblHeader/>
+        </w:trPr>
+        <w:tc>
+          <w:tcPr>
+            <w:tcW w:type="dxa" w:w="2800"/>
+            <w:shd w:fill="EEF4F8" w:color="auto" w:val="clear"/>
+            <w:tcMar>
+              <w:top w:type="dxa" w:w="60"/>
+              <w:left w:type="dxa" w:w="100"/>
+              <w:bottom w:type="dxa" w:w="60"/>
+              <w:right w:type="dxa" w:w="100"/>
+            </w:tcMar>
+          </w:tcPr>
+          <w:p>
+            <w:pPr>
+              <w:spacing w:after="0" w:before="0"/>
+            </w:pPr>
+            <w:r>
+              <w:rPr>
+                <w:b/>
+                <w:bCs/>
+                <w:color w:val="0F2B3C"/>
+                <w:sz w:val="16"/>
+                <w:szCs w:val="16"/>
+              </w:rPr>
+              <w:t xml:space="preserve">CORE PROBLEM / GIVEN REPRESENTATION</w:t>
+            </w:r>
+          </w:p>
+        </w:tc>
+        <w:tc>
+          <w:tcPr>
+            <w:tcW w:type="dxa" w:w="3560"/>
+            <w:shd w:fill="EEF4F8" w:color="auto" w:val="clear"/>
+            <w:tcMar>
+              <w:top w:type="dxa" w:w="60"/>
+              <w:left w:type="dxa" w:w="100"/>
+              <w:bottom w:type="dxa" w:w="60"/>
+              <w:right w:type="dxa" w:w="100"/>
+            </w:tcMar>
+          </w:tcPr>
+          <w:p>
+            <w:pPr>
+              <w:spacing w:after="0" w:before="0"/>
+            </w:pPr>
+            <w:r>
+              <w:rPr>
+                <w:b/>
+                <w:bCs/>
+                <w:color w:val="0F2B3C"/>
+                <w:sz w:val="16"/>
+                <w:szCs w:val="16"/>
+              </w:rPr>
+              <w:t xml:space="preserve">WORKING SPACE / CALCULATION STEPS</w:t>
+            </w:r>
+          </w:p>
+        </w:tc>
+        <w:tc>
+          <w:tcPr>
+            <w:tcW w:type="dxa" w:w="3000"/>
+            <w:shd w:fill="FBF3E2" w:color="auto" w:val="clear"/>
+            <w:tcMar>
+              <w:top w:type="dxa" w:w="60"/>
+              <w:left w:type="dxa" w:w="100"/>
+              <w:bottom w:type="dxa" w:w="60"/>
+              <w:right w:type="dxa" w:w="100"/>
+            </w:tcMar>
+          </w:tcPr>
+          <w:p>
+            <w:pPr>
+              <w:spacing w:after="0" w:before="0"/>
+            </w:pPr>
+            <w:r>
+              <w:rPr>
+                <w:b/>
+                <w:bCs/>
+                <w:color w:val="7A5400"/>
+                <w:sz w:val="16"/>
+                <w:szCs w:val="16"/>
+              </w:rPr>
+              <w:t xml:space="preserve">EXPLAIN YOUR REASONING</w:t>
+            </w:r>
+          </w:p>
+        </w:tc>
+      </w:tr>
+      <w:tr>
+        <w:trPr>
+          <w:cantSplit/>
+        </w:trPr>
+        <w:tc>
+          <w:tcPr>
+            <w:tcW w:type="dxa" w:w="2800"/>
+            <w:tcMar>
+              <w:top w:type="dxa" w:w="80"/>
+              <w:left w:type="dxa" w:w="100"/>
+              <w:bottom w:type="dxa" w:w="80"/>
+              <w:right w:type="dxa" w:w="100"/>
+            </w:tcMar>
+            <w:vAlign w:val="top"/>
+          </w:tcPr>
+          <w:p>
+            <w:pPr>
+              <w:spacing w:after="40" w:before="0"/>
+            </w:pPr>
+            <w:r>
+              <w:rPr>
+                <w:b/>
+                <w:bCs/>
+                <w:color w:val="0F2B3C"/>
+                <w:sz w:val="20"/>
+                <w:szCs w:val="20"/>
+              </w:rPr>
+              <w:t xml:space="preserve">2.  A bus trip takes 25 minutes. How many FULL trips fit in 130 minutes?</w:t>
+            </w:r>
+          </w:p>
+          <w:p>
+            <w:pPr>
+              <w:spacing w:after="40" w:before="0"/>
+            </w:pPr>
+            <w:r>
+              <w:rPr>
+                <w:i/>
+                <w:iCs/>
+                <w:color w:val="3F4D5C"/>
+                <w:sz w:val="20"/>
+                <w:szCs w:val="20"/>
+              </w:rPr>
+              <w:t xml:space="preserve">B. Un viaje en autobús toma 25 minutos. ¿Cuántos viajes COMPLETOS caben en 130 minutos?</w:t>
+            </w:r>
+          </w:p>
+        </w:tc>
+        <w:tc>
+          <w:tcPr>
+            <w:tcW w:type="dxa" w:w="3560"/>
+            <w:tcMar>
+              <w:top w:type="dxa" w:w="80"/>
+              <w:left w:type="dxa" w:w="100"/>
+              <w:bottom w:type="dxa" w:w="80"/>
+              <w:right w:type="dxa" w:w="100"/>
+            </w:tcMar>
+            <w:vAlign w:val="top"/>
+          </w:tcPr>
+          <w:p>
+            <w:pPr>
+              <w:spacing w:after="50" w:before="0"/>
+            </w:pPr>
+            <w:r>
+              <w:rPr>
+                <w:color w:val="BBBBBB"/>
+                <w:sz w:val="18"/>
+                <w:szCs w:val="18"/>
+              </w:rPr>
+              <w:t xml:space="preserve">____________________________</w:t>
+            </w:r>
+          </w:p>
+          <w:p>
+            <w:pPr>
+              <w:spacing w:after="50" w:before="0"/>
+            </w:pPr>
+            <w:r>
+              <w:rPr>
+                <w:color w:val="BBBBBB"/>
+                <w:sz w:val="18"/>
+                <w:szCs w:val="18"/>
+              </w:rPr>
+              <w:t xml:space="preserve">____________________________</w:t>
+            </w:r>
+          </w:p>
+          <w:p>
+            <w:pPr>
+              <w:spacing w:after="50" w:before="0"/>
+            </w:pPr>
+            <w:r>
+              <w:rPr>
+                <w:color w:val="BBBBBB"/>
+                <w:sz w:val="18"/>
+                <w:szCs w:val="18"/>
+              </w:rPr>
+              <w:t xml:space="preserve">____________________________</w:t>
+            </w:r>
+          </w:p>
+          <w:p>
+            <w:pPr>
+              <w:spacing w:after="50" w:before="0"/>
+            </w:pPr>
+            <w:r>
+              <w:rPr>
+                <w:color w:val="BBBBBB"/>
+                <w:sz w:val="18"/>
+                <w:szCs w:val="18"/>
+              </w:rPr>
+              <w:t xml:space="preserve">____________________________</w:t>
+            </w:r>
+          </w:p>
+        </w:tc>
+        <w:tc>
+          <w:tcPr>
+            <w:tcW w:type="dxa" w:w="3000"/>
+            <w:shd w:fill="FBF3E2" w:color="auto" w:val="clear"/>
+            <w:tcMar>
+              <w:top w:type="dxa" w:w="80"/>
+              <w:left w:type="dxa" w:w="100"/>
+              <w:bottom w:type="dxa" w:w="80"/>
+              <w:right w:type="dxa" w:w="100"/>
+            </w:tcMar>
+            <w:vAlign w:val="top"/>
+          </w:tcPr>
+          <w:p>
+            <w:pPr>
+              <w:spacing w:after="30" w:before="0"/>
+            </w:pPr>
+            <w:r>
+              <w:rPr>
+                <w:b/>
+                <w:bCs/>
+                <w:color w:val="0F2B3C"/>
+                <w:sz w:val="18"/>
+                <w:szCs w:val="18"/>
+              </w:rPr>
+              <w:t xml:space="preserve">Because... ________________</w:t>
+            </w:r>
+          </w:p>
+          <w:p>
+            <w:pPr>
+              <w:spacing w:after="50" w:before="0"/>
+            </w:pPr>
+            <w:r>
+              <w:rPr>
+                <w:color w:val="BBBBBB"/>
+                <w:sz w:val="18"/>
+                <w:szCs w:val="18"/>
+              </w:rPr>
+              <w:t xml:space="preserve">____________________________</w:t>
+            </w:r>
+          </w:p>
+          <w:p>
+            <w:pPr>
+              <w:spacing w:after="30" w:before="40"/>
+            </w:pPr>
+            <w:r>
+              <w:rPr>
+                <w:b/>
+                <w:bCs/>
+                <w:color w:val="1A6FB5"/>
+                <w:sz w:val="18"/>
+                <w:szCs w:val="18"/>
+              </w:rPr>
+              <w:t xml:space="preserve">Although... _______________</w:t>
+            </w:r>
+          </w:p>
+          <w:p>
+            <w:pPr>
+              <w:spacing w:after="50" w:before="0"/>
+            </w:pPr>
+            <w:r>
+              <w:rPr>
+                <w:color w:val="BBBBBB"/>
+                <w:sz w:val="18"/>
+                <w:szCs w:val="18"/>
+              </w:rPr>
+              <w:t xml:space="preserve">____________________________</w:t>
+            </w:r>
+          </w:p>
+          <w:p>
+            <w:pPr>
+              <w:spacing w:after="30" w:before="40"/>
+            </w:pPr>
+            <w:r>
+              <w:rPr>
+                <w:b/>
+                <w:bCs/>
+                <w:color w:val="7A5400"/>
+                <w:sz w:val="18"/>
+                <w:szCs w:val="18"/>
+              </w:rPr>
+              <w:t xml:space="preserve">Therefore... ______________</w:t>
+            </w:r>
+          </w:p>
+          <w:p>
+            <w:pPr>
+              <w:spacing w:after="50" w:before="0"/>
+            </w:pPr>
+            <w:r>
+              <w:rPr>
+                <w:color w:val="BBBBBB"/>
+                <w:sz w:val="18"/>
+                <w:szCs w:val="18"/>
+              </w:rPr>
+              <w:t xml:space="preserve">____________________________</w:t>
+            </w:r>
+          </w:p>
+        </w:tc>
+      </w:tr>
+    </w:tbl>
     <w:p>
       <w:pPr>
         <w:spacing w:after="60" w:before="0"/>
       </w:pPr>
       <w:r>
-        <w:rPr>
-          <w:i/>
-          <w:iCs/>
-          <w:color w:val="3F4D5C"/>
-          <w:sz w:val="20"/>
-          <w:szCs w:val="20"/>
-        </w:rPr>
-        <w:t xml:space="preserve">B. Un viaje en autobús toma 25 minutos. ¿Cuántos viajes COMPLETOS caben en 130 minutos?</w:t>
-      </w:r>
-    </w:p>
-    <w:p>
-      <w:pPr>
-        <w:spacing w:after="80" w:before="0"/>
-      </w:pPr>
-      <w:r>
-        <w:rPr>
-          <w:color w:val="BBBBBB"/>
-        </w:rPr>
-        <w:t xml:space="preserve">____________________________________________________</w:t>
-      </w:r>
-    </w:p>
-    <w:p>
-      <w:pPr>
-        <w:spacing w:after="40" w:before="0"/>
-      </w:pPr>
-      <w:r>
-        <w:rPr>
-          <w:sz w:val="22"/>
-          <w:szCs w:val="22"/>
-        </w:rPr>
-        <w:t xml:space="preserve">3.  How many hours are in 120 minutes?</w:t>
-      </w:r>
-    </w:p>
+        <w:t xml:space="preserve"/>
+      </w:r>
+    </w:p>
+    <w:tbl>
+      <w:tblPr>
+        <w:tblW w:type="dxa" w:w="9360"/>
+        <w:tblBorders>
+          <w:top w:val="single" w:color="C7D2DD" w:sz="6"/>
+          <w:left w:val="single" w:color="C7D2DD" w:sz="6"/>
+          <w:bottom w:val="single" w:color="C7D2DD" w:sz="6"/>
+          <w:right w:val="single" w:color="C7D2DD" w:sz="6"/>
+          <w:insideH w:val="single" w:color="C7D2DD" w:sz="6"/>
+          <w:insideV w:val="single" w:color="C7D2DD" w:sz="6"/>
+        </w:tblBorders>
+      </w:tblPr>
+      <w:tblGrid>
+        <w:gridCol w:w="2800"/>
+        <w:gridCol w:w="3560"/>
+        <w:gridCol w:w="3000"/>
+      </w:tblGrid>
+      <w:tr>
+        <w:trPr>
+          <w:cantSplit/>
+          <w:tblHeader/>
+        </w:trPr>
+        <w:tc>
+          <w:tcPr>
+            <w:tcW w:type="dxa" w:w="2800"/>
+            <w:shd w:fill="EEF4F8" w:color="auto" w:val="clear"/>
+            <w:tcMar>
+              <w:top w:type="dxa" w:w="60"/>
+              <w:left w:type="dxa" w:w="100"/>
+              <w:bottom w:type="dxa" w:w="60"/>
+              <w:right w:type="dxa" w:w="100"/>
+            </w:tcMar>
+          </w:tcPr>
+          <w:p>
+            <w:pPr>
+              <w:spacing w:after="0" w:before="0"/>
+            </w:pPr>
+            <w:r>
+              <w:rPr>
+                <w:b/>
+                <w:bCs/>
+                <w:color w:val="0F2B3C"/>
+                <w:sz w:val="16"/>
+                <w:szCs w:val="16"/>
+              </w:rPr>
+              <w:t xml:space="preserve">CORE PROBLEM / GIVEN REPRESENTATION</w:t>
+            </w:r>
+          </w:p>
+        </w:tc>
+        <w:tc>
+          <w:tcPr>
+            <w:tcW w:type="dxa" w:w="3560"/>
+            <w:shd w:fill="EEF4F8" w:color="auto" w:val="clear"/>
+            <w:tcMar>
+              <w:top w:type="dxa" w:w="60"/>
+              <w:left w:type="dxa" w:w="100"/>
+              <w:bottom w:type="dxa" w:w="60"/>
+              <w:right w:type="dxa" w:w="100"/>
+            </w:tcMar>
+          </w:tcPr>
+          <w:p>
+            <w:pPr>
+              <w:spacing w:after="0" w:before="0"/>
+            </w:pPr>
+            <w:r>
+              <w:rPr>
+                <w:b/>
+                <w:bCs/>
+                <w:color w:val="0F2B3C"/>
+                <w:sz w:val="16"/>
+                <w:szCs w:val="16"/>
+              </w:rPr>
+              <w:t xml:space="preserve">WORKING SPACE / CALCULATION STEPS</w:t>
+            </w:r>
+          </w:p>
+        </w:tc>
+        <w:tc>
+          <w:tcPr>
+            <w:tcW w:type="dxa" w:w="3000"/>
+            <w:shd w:fill="FBF3E2" w:color="auto" w:val="clear"/>
+            <w:tcMar>
+              <w:top w:type="dxa" w:w="60"/>
+              <w:left w:type="dxa" w:w="100"/>
+              <w:bottom w:type="dxa" w:w="60"/>
+              <w:right w:type="dxa" w:w="100"/>
+            </w:tcMar>
+          </w:tcPr>
+          <w:p>
+            <w:pPr>
+              <w:spacing w:after="0" w:before="0"/>
+            </w:pPr>
+            <w:r>
+              <w:rPr>
+                <w:b/>
+                <w:bCs/>
+                <w:color w:val="7A5400"/>
+                <w:sz w:val="16"/>
+                <w:szCs w:val="16"/>
+              </w:rPr>
+              <w:t xml:space="preserve">EXPLAIN YOUR REASONING</w:t>
+            </w:r>
+          </w:p>
+        </w:tc>
+      </w:tr>
+      <w:tr>
+        <w:trPr>
+          <w:cantSplit/>
+        </w:trPr>
+        <w:tc>
+          <w:tcPr>
+            <w:tcW w:type="dxa" w:w="2800"/>
+            <w:tcMar>
+              <w:top w:type="dxa" w:w="80"/>
+              <w:left w:type="dxa" w:w="100"/>
+              <w:bottom w:type="dxa" w:w="80"/>
+              <w:right w:type="dxa" w:w="100"/>
+            </w:tcMar>
+            <w:vAlign w:val="top"/>
+          </w:tcPr>
+          <w:p>
+            <w:pPr>
+              <w:spacing w:after="40" w:before="0"/>
+            </w:pPr>
+            <w:r>
+              <w:rPr>
+                <w:b/>
+                <w:bCs/>
+                <w:color w:val="0F2B3C"/>
+                <w:sz w:val="20"/>
+                <w:szCs w:val="20"/>
+              </w:rPr>
+              <w:t xml:space="preserve">3.  How many hours are in 120 minutes?</w:t>
+            </w:r>
+          </w:p>
+          <w:p>
+            <w:pPr>
+              <w:spacing w:after="40" w:before="0"/>
+            </w:pPr>
+            <w:r>
+              <w:rPr>
+                <w:i/>
+                <w:iCs/>
+                <w:color w:val="3F4D5C"/>
+                <w:sz w:val="20"/>
+                <w:szCs w:val="20"/>
+              </w:rPr>
+              <w:t xml:space="preserve">C. ¿Cuántas horas hay en 120 minutos?</w:t>
+            </w:r>
+          </w:p>
+        </w:tc>
+        <w:tc>
+          <w:tcPr>
+            <w:tcW w:type="dxa" w:w="3560"/>
+            <w:tcMar>
+              <w:top w:type="dxa" w:w="80"/>
+              <w:left w:type="dxa" w:w="100"/>
+              <w:bottom w:type="dxa" w:w="80"/>
+              <w:right w:type="dxa" w:w="100"/>
+            </w:tcMar>
+            <w:vAlign w:val="top"/>
+          </w:tcPr>
+          <w:p>
+            <w:pPr>
+              <w:spacing w:after="50" w:before="0"/>
+            </w:pPr>
+            <w:r>
+              <w:rPr>
+                <w:color w:val="BBBBBB"/>
+                <w:sz w:val="18"/>
+                <w:szCs w:val="18"/>
+              </w:rPr>
+              <w:t xml:space="preserve">____________________________</w:t>
+            </w:r>
+          </w:p>
+          <w:p>
+            <w:pPr>
+              <w:spacing w:after="50" w:before="0"/>
+            </w:pPr>
+            <w:r>
+              <w:rPr>
+                <w:color w:val="BBBBBB"/>
+                <w:sz w:val="18"/>
+                <w:szCs w:val="18"/>
+              </w:rPr>
+              <w:t xml:space="preserve">____________________________</w:t>
+            </w:r>
+          </w:p>
+          <w:p>
+            <w:pPr>
+              <w:spacing w:after="50" w:before="0"/>
+            </w:pPr>
+            <w:r>
+              <w:rPr>
+                <w:color w:val="BBBBBB"/>
+                <w:sz w:val="18"/>
+                <w:szCs w:val="18"/>
+              </w:rPr>
+              <w:t xml:space="preserve">____________________________</w:t>
+            </w:r>
+          </w:p>
+          <w:p>
+            <w:pPr>
+              <w:spacing w:after="50" w:before="0"/>
+            </w:pPr>
+            <w:r>
+              <w:rPr>
+                <w:color w:val="BBBBBB"/>
+                <w:sz w:val="18"/>
+                <w:szCs w:val="18"/>
+              </w:rPr>
+              <w:t xml:space="preserve">____________________________</w:t>
+            </w:r>
+          </w:p>
+        </w:tc>
+        <w:tc>
+          <w:tcPr>
+            <w:tcW w:type="dxa" w:w="3000"/>
+            <w:shd w:fill="FBF3E2" w:color="auto" w:val="clear"/>
+            <w:tcMar>
+              <w:top w:type="dxa" w:w="80"/>
+              <w:left w:type="dxa" w:w="100"/>
+              <w:bottom w:type="dxa" w:w="80"/>
+              <w:right w:type="dxa" w:w="100"/>
+            </w:tcMar>
+            <w:vAlign w:val="top"/>
+          </w:tcPr>
+          <w:p>
+            <w:pPr>
+              <w:spacing w:after="30" w:before="0"/>
+            </w:pPr>
+            <w:r>
+              <w:rPr>
+                <w:b/>
+                <w:bCs/>
+                <w:color w:val="0F2B3C"/>
+                <w:sz w:val="18"/>
+                <w:szCs w:val="18"/>
+              </w:rPr>
+              <w:t xml:space="preserve">Because... ________________</w:t>
+            </w:r>
+          </w:p>
+          <w:p>
+            <w:pPr>
+              <w:spacing w:after="50" w:before="0"/>
+            </w:pPr>
+            <w:r>
+              <w:rPr>
+                <w:color w:val="BBBBBB"/>
+                <w:sz w:val="18"/>
+                <w:szCs w:val="18"/>
+              </w:rPr>
+              <w:t xml:space="preserve">____________________________</w:t>
+            </w:r>
+          </w:p>
+          <w:p>
+            <w:pPr>
+              <w:spacing w:after="30" w:before="40"/>
+            </w:pPr>
+            <w:r>
+              <w:rPr>
+                <w:b/>
+                <w:bCs/>
+                <w:color w:val="1A6FB5"/>
+                <w:sz w:val="18"/>
+                <w:szCs w:val="18"/>
+              </w:rPr>
+              <w:t xml:space="preserve">Although... _______________</w:t>
+            </w:r>
+          </w:p>
+          <w:p>
+            <w:pPr>
+              <w:spacing w:after="50" w:before="0"/>
+            </w:pPr>
+            <w:r>
+              <w:rPr>
+                <w:color w:val="BBBBBB"/>
+                <w:sz w:val="18"/>
+                <w:szCs w:val="18"/>
+              </w:rPr>
+              <w:t xml:space="preserve">____________________________</w:t>
+            </w:r>
+          </w:p>
+          <w:p>
+            <w:pPr>
+              <w:spacing w:after="30" w:before="40"/>
+            </w:pPr>
+            <w:r>
+              <w:rPr>
+                <w:b/>
+                <w:bCs/>
+                <w:color w:val="7A5400"/>
+                <w:sz w:val="18"/>
+                <w:szCs w:val="18"/>
+              </w:rPr>
+              <w:t xml:space="preserve">Therefore... ______________</w:t>
+            </w:r>
+          </w:p>
+          <w:p>
+            <w:pPr>
+              <w:spacing w:after="50" w:before="0"/>
+            </w:pPr>
+            <w:r>
+              <w:rPr>
+                <w:color w:val="BBBBBB"/>
+                <w:sz w:val="18"/>
+                <w:szCs w:val="18"/>
+              </w:rPr>
+              <w:t xml:space="preserve">____________________________</w:t>
+            </w:r>
+          </w:p>
+        </w:tc>
+      </w:tr>
+    </w:tbl>
     <w:p>
       <w:pPr>
         <w:spacing w:after="60" w:before="0"/>
       </w:pPr>
       <w:r>
-        <w:rPr>
-          <w:i/>
-          <w:iCs/>
-          <w:color w:val="3F4D5C"/>
-          <w:sz w:val="20"/>
-          <w:szCs w:val="20"/>
-        </w:rPr>
-        <w:t xml:space="preserve">C. ¿Cuántas horas hay en 120 minutos?</w:t>
-      </w:r>
-    </w:p>
-    <w:p>
-      <w:pPr>
-        <w:spacing w:after="80" w:before="0"/>
-      </w:pPr>
-      <w:r>
-        <w:rPr>
-          <w:color w:val="BBBBBB"/>
-        </w:rPr>
-        <w:t xml:space="preserve">____________________________________________________</w:t>
+        <w:t xml:space="preserve"/>
       </w:r>
     </w:p>
     <w:p>
@@ -780,6 +4731,141 @@
         <w:t xml:space="preserve">____________________________________________________</w:t>
       </w:r>
     </w:p>
+    <w:tbl>
+      <w:tblPr>
+        <w:tblW w:type="dxa" w:w="9360"/>
+        <w:tblBorders>
+          <w:top w:val="single" w:color="C7D2DD" w:sz="6"/>
+          <w:left w:val="single" w:color="C7D2DD" w:sz="6"/>
+          <w:bottom w:val="single" w:color="C7D2DD" w:sz="6"/>
+          <w:right w:val="single" w:color="C7D2DD" w:sz="6"/>
+          <w:insideH w:val="single" w:color="C7D2DD" w:sz="6"/>
+          <w:insideV w:val="single" w:color="C7D2DD" w:sz="6"/>
+        </w:tblBorders>
+      </w:tblPr>
+      <w:tblGrid>
+        <w:gridCol w:w="3120"/>
+        <w:gridCol w:w="3120"/>
+        <w:gridCol w:w="3120"/>
+      </w:tblGrid>
+      <w:tr>
+        <w:trPr>
+          <w:cantSplit/>
+          <w:tblHeader/>
+        </w:trPr>
+        <w:tc>
+          <w:tcPr>
+            <w:tcW w:type="dxa" w:w="9360"/>
+            <w:gridSpan w:val="3"/>
+            <w:shd w:fill="EEF4F8" w:color="auto" w:val="clear"/>
+            <w:tcMar>
+              <w:top w:type="dxa" w:w="60"/>
+              <w:left w:type="dxa" w:w="100"/>
+              <w:bottom w:type="dxa" w:w="60"/>
+              <w:right w:type="dxa" w:w="100"/>
+            </w:tcMar>
+          </w:tcPr>
+          <w:p>
+            <w:pPr>
+              <w:spacing w:after="0" w:before="0"/>
+            </w:pPr>
+            <w:r>
+              <w:rPr>
+                <w:b/>
+                <w:bCs/>
+                <w:color w:val="0F2B3C"/>
+                <w:sz w:val="18"/>
+                <w:szCs w:val="18"/>
+              </w:rPr>
+              <w:t xml:space="preserve">EXIT CHECK · 3-POINT SELF-ASSESSMENT CHECKLIST</w:t>
+            </w:r>
+          </w:p>
+        </w:tc>
+      </w:tr>
+      <w:tr>
+        <w:trPr>
+          <w:cantSplit/>
+        </w:trPr>
+        <w:tc>
+          <w:tcPr>
+            <w:tcW w:type="dxa" w:w="3120"/>
+            <w:tcMar>
+              <w:top w:type="dxa" w:w="80"/>
+              <w:left w:type="dxa" w:w="100"/>
+              <w:bottom w:type="dxa" w:w="80"/>
+              <w:right w:type="dxa" w:w="100"/>
+            </w:tcMar>
+          </w:tcPr>
+          <w:p>
+            <w:pPr>
+              <w:spacing w:after="0" w:before="0"/>
+            </w:pPr>
+            <w:r>
+              <w:rPr>
+                <w:b/>
+                <w:bCs/>
+                <w:color w:val="0F2B3C"/>
+                <w:sz w:val="18"/>
+                <w:szCs w:val="18"/>
+              </w:rPr>
+              <w:t xml:space="preserve">☐ 1. Units &amp; Labels Verified</w:t>
+            </w:r>
+          </w:p>
+        </w:tc>
+        <w:tc>
+          <w:tcPr>
+            <w:tcW w:type="dxa" w:w="3120"/>
+            <w:tcMar>
+              <w:top w:type="dxa" w:w="80"/>
+              <w:left w:type="dxa" w:w="100"/>
+              <w:bottom w:type="dxa" w:w="80"/>
+              <w:right w:type="dxa" w:w="100"/>
+            </w:tcMar>
+          </w:tcPr>
+          <w:p>
+            <w:pPr>
+              <w:spacing w:after="0" w:before="0"/>
+            </w:pPr>
+            <w:r>
+              <w:rPr>
+                <w:b/>
+                <w:bCs/>
+                <w:color w:val="0F2B3C"/>
+                <w:sz w:val="18"/>
+                <w:szCs w:val="18"/>
+              </w:rPr>
+              <w:t xml:space="preserve">☐ 2. Reasoning Stated (Because / Although / Therefore)</w:t>
+            </w:r>
+          </w:p>
+        </w:tc>
+        <w:tc>
+          <w:tcPr>
+            <w:tcW w:type="dxa" w:w="3120"/>
+            <w:tcMar>
+              <w:top w:type="dxa" w:w="80"/>
+              <w:left w:type="dxa" w:w="100"/>
+              <w:bottom w:type="dxa" w:w="80"/>
+              <w:right w:type="dxa" w:w="100"/>
+            </w:tcMar>
+          </w:tcPr>
+          <w:p>
+            <w:pPr>
+              <w:spacing w:after="0" w:before="0"/>
+            </w:pPr>
+            <w:r>
+              <w:rPr>
+                <w:b/>
+                <w:bCs/>
+                <w:color w:val="0F2B3C"/>
+                <w:sz w:val="18"/>
+                <w:szCs w:val="18"/>
+              </w:rPr>
+              <w:t xml:space="preserve">☐ 3. Calculations Double-Checked</w:t>
+            </w:r>
+          </w:p>
+        </w:tc>
+      </w:tr>
+    </w:tbl>
     <w:p>
       <w:pPr>
         <w:spacing w:after="60" w:before="120"/>
